--- a/test/out_accuracy/4_compact_converted.docx
+++ b/test/out_accuracy/4_compact_converted.docx
@@ -56,7 +56,7 @@
                 <w:sz w:val="20"/>
                 <w:szCs w:val="20"/>
               </w:rPr>
-              <w:t xml:space="preserve">이름</w:t>
+              <w:t xml:space="preserve"/>
             </w:r>
           </w:p>
         </w:tc>
@@ -72,23 +72,23 @@
                 <w:sz w:val="20"/>
                 <w:szCs w:val="20"/>
               </w:rPr>
+              <w:t xml:space="preserve">이름</w:t>
+            </w:r>
+          </w:p>
+        </w:tc>
+        <w:tc>
+          <w:tcPr>
+            <w:tcW w:type="dxa" w:w="700"/>
+            <w:shd w:fill="F0F0F0" w:color="auto" w:val="clear"/>
+          </w:tcPr>
+          <w:p>
+            <w:r>
+              <w:rPr>
+                <w:color w:val="000000"/>
+                <w:sz w:val="20"/>
+                <w:szCs w:val="20"/>
+              </w:rPr>
               <w:t xml:space="preserve">부서</w:t>
-            </w:r>
-          </w:p>
-        </w:tc>
-        <w:tc>
-          <w:tcPr>
-            <w:tcW w:type="dxa" w:w="700"/>
-            <w:shd w:fill="F0F0F0" w:color="auto" w:val="clear"/>
-          </w:tcPr>
-          <w:p>
-            <w:r>
-              <w:rPr>
-                <w:color w:val="000000"/>
-                <w:sz w:val="20"/>
-                <w:szCs w:val="20"/>
-              </w:rPr>
-              <w:t xml:space="preserve">직급</w:t>
             </w:r>
           </w:p>
         </w:tc>
@@ -104,7 +104,7 @@
                 <w:sz w:val="20"/>
                 <w:szCs w:val="20"/>
               </w:rPr>
-              <w:t xml:space="preserve">입사</w:t>
+              <w:t xml:space="preserve">직급</w:t>
             </w:r>
           </w:p>
         </w:tc>
@@ -120,7 +120,7 @@
                 <w:sz w:val="20"/>
                 <w:szCs w:val="20"/>
               </w:rPr>
-              <w:t xml:space="preserve">전화</w:t>
+              <w:t xml:space="preserve">입사</w:t>
             </w:r>
           </w:p>
         </w:tc>
@@ -136,7 +136,7 @@
                 <w:sz w:val="20"/>
                 <w:szCs w:val="20"/>
               </w:rPr>
-              <w:t xml:space="preserve">이메일</w:t>
+              <w:t xml:space="preserve">전화</w:t>
             </w:r>
           </w:p>
         </w:tc>
@@ -152,6 +152,22 @@
                 <w:sz w:val="20"/>
                 <w:szCs w:val="20"/>
               </w:rPr>
+              <w:t xml:space="preserve">이메일</w:t>
+            </w:r>
+          </w:p>
+        </w:tc>
+        <w:tc>
+          <w:tcPr>
+            <w:tcW w:type="dxa" w:w="700"/>
+            <w:shd w:fill="F0F0F0" w:color="auto" w:val="clear"/>
+          </w:tcPr>
+          <w:p>
+            <w:r>
+              <w:rPr>
+                <w:color w:val="000000"/>
+                <w:sz w:val="20"/>
+                <w:szCs w:val="20"/>
+              </w:rPr>
               <w:t xml:space="preserve">연봉(만원)</w:t>
             </w:r>
           </w:p>
@@ -175,7 +191,6 @@
         <w:tc>
           <w:tcPr>
             <w:tcW w:type="dxa" w:w="700"/>
-            <w:shd w:fill="F0F0F0" w:color="auto" w:val="clear"/>
           </w:tcPr>
           <w:p>
             <w:r>
@@ -185,21 +200,6 @@
                 <w:szCs w:val="20"/>
               </w:rPr>
               <w:t xml:space="preserve">비고</w:t>
-            </w:r>
-          </w:p>
-        </w:tc>
-        <w:tc>
-          <w:tcPr>
-            <w:tcW w:type="dxa" w:w="700"/>
-          </w:tcPr>
-          <w:p>
-            <w:r>
-              <w:rPr>
-                <w:color w:val="000000"/>
-                <w:sz w:val="20"/>
-                <w:szCs w:val="20"/>
-              </w:rPr>
-              <w:t xml:space="preserve"/>
             </w:r>
           </w:p>
         </w:tc>
@@ -216,12 +216,102 @@
                 <w:sz w:val="20"/>
                 <w:szCs w:val="20"/>
               </w:rPr>
+              <w:t xml:space="preserve"/>
+            </w:r>
+          </w:p>
+        </w:tc>
+        <w:tc>
+          <w:tcPr>
+            <w:tcW w:type="dxa" w:w="882"/>
+          </w:tcPr>
+          <w:p>
+            <w:r>
+              <w:rPr>
+                <w:color w:val="000000"/>
+                <w:sz w:val="20"/>
+                <w:szCs w:val="20"/>
+              </w:rPr>
               <w:t xml:space="preserve">001</w:t>
             </w:r>
           </w:p>
         </w:tc>
         <w:tc>
           <w:tcPr>
+            <w:tcW w:type="dxa" w:w="962"/>
+          </w:tcPr>
+          <w:p>
+            <w:r>
+              <w:rPr>
+                <w:color w:val="000000"/>
+                <w:sz w:val="20"/>
+                <w:szCs w:val="20"/>
+              </w:rPr>
+              <w:t xml:space="preserve">김철수</w:t>
+            </w:r>
+          </w:p>
+        </w:tc>
+        <w:tc>
+          <w:tcPr>
+            <w:tcW w:type="dxa" w:w="700"/>
+          </w:tcPr>
+          <w:p>
+            <w:r>
+              <w:rPr>
+                <w:color w:val="000000"/>
+                <w:sz w:val="20"/>
+                <w:szCs w:val="20"/>
+              </w:rPr>
+              <w:t xml:space="preserve">개발1팀</w:t>
+            </w:r>
+          </w:p>
+        </w:tc>
+        <w:tc>
+          <w:tcPr>
+            <w:tcW w:type="dxa" w:w="802"/>
+          </w:tcPr>
+          <w:p>
+            <w:r>
+              <w:rPr>
+                <w:color w:val="000000"/>
+                <w:sz w:val="20"/>
+                <w:szCs w:val="20"/>
+              </w:rPr>
+              <w:t xml:space="preserve">과장</w:t>
+            </w:r>
+          </w:p>
+        </w:tc>
+        <w:tc>
+          <w:tcPr>
+            <w:tcW w:type="dxa" w:w="1283"/>
+          </w:tcPr>
+          <w:p>
+            <w:r>
+              <w:rPr>
+                <w:color w:val="000000"/>
+                <w:sz w:val="20"/>
+                <w:szCs w:val="20"/>
+              </w:rPr>
+              <w:t xml:space="preserve">2020.03 010-1234-5678</w:t>
+            </w:r>
+          </w:p>
+        </w:tc>
+        <w:tc>
+          <w:tcPr>
+            <w:tcW w:type="dxa" w:w="1283"/>
+          </w:tcPr>
+          <w:p>
+            <w:r>
+              <w:rPr>
+                <w:color w:val="000000"/>
+                <w:sz w:val="20"/>
+                <w:szCs w:val="20"/>
+              </w:rPr>
+              <w:t xml:space="preserve">kim@a.co</w:t>
+            </w:r>
+          </w:p>
+        </w:tc>
+        <w:tc>
+          <w:tcPr>
             <w:tcW w:type="dxa" w:w="882"/>
           </w:tcPr>
           <w:p>
@@ -231,88 +321,13 @@
                 <w:sz w:val="20"/>
                 <w:szCs w:val="20"/>
               </w:rPr>
-              <w:t xml:space="preserve">김철수</w:t>
-            </w:r>
-          </w:p>
-        </w:tc>
-        <w:tc>
-          <w:tcPr>
-            <w:tcW w:type="dxa" w:w="962"/>
-          </w:tcPr>
-          <w:p>
-            <w:r>
-              <w:rPr>
-                <w:color w:val="000000"/>
-                <w:sz w:val="20"/>
-                <w:szCs w:val="20"/>
-              </w:rPr>
-              <w:t xml:space="preserve">개발1팀</w:t>
-            </w:r>
-          </w:p>
-        </w:tc>
-        <w:tc>
-          <w:tcPr>
-            <w:tcW w:type="dxa" w:w="700"/>
-          </w:tcPr>
-          <w:p>
-            <w:r>
-              <w:rPr>
-                <w:color w:val="000000"/>
-                <w:sz w:val="20"/>
-                <w:szCs w:val="20"/>
-              </w:rPr>
-              <w:t xml:space="preserve">과장</w:t>
-            </w:r>
-          </w:p>
-        </w:tc>
-        <w:tc>
-          <w:tcPr>
-            <w:tcW w:type="dxa" w:w="802"/>
-          </w:tcPr>
-          <w:p>
-            <w:r>
-              <w:rPr>
-                <w:color w:val="000000"/>
-                <w:sz w:val="20"/>
-                <w:szCs w:val="20"/>
-              </w:rPr>
-              <w:t xml:space="preserve">2020.03</w:t>
-            </w:r>
-          </w:p>
-        </w:tc>
-        <w:tc>
-          <w:tcPr>
-            <w:tcW w:type="dxa" w:w="1283"/>
-          </w:tcPr>
-          <w:p>
-            <w:r>
-              <w:rPr>
-                <w:color w:val="000000"/>
-                <w:sz w:val="20"/>
-                <w:szCs w:val="20"/>
-              </w:rPr>
-              <w:t xml:space="preserve">010-1234-5678</w:t>
-            </w:r>
-          </w:p>
-        </w:tc>
-        <w:tc>
-          <w:tcPr>
-            <w:tcW w:type="dxa" w:w="1283"/>
-          </w:tcPr>
-          <w:p>
-            <w:r>
-              <w:rPr>
-                <w:color w:val="000000"/>
-                <w:sz w:val="20"/>
-                <w:szCs w:val="20"/>
-              </w:rPr>
-              <w:t xml:space="preserve">kim@a.co</w:t>
-            </w:r>
-          </w:p>
-        </w:tc>
-        <w:tc>
-          <w:tcPr>
-            <w:tcW w:type="dxa" w:w="882"/>
+              <w:t xml:space="preserve"/>
+            </w:r>
+          </w:p>
+        </w:tc>
+        <w:tc>
+          <w:tcPr>
+            <w:tcW w:type="dxa" w:w="700"/>
           </w:tcPr>
           <w:p>
             <w:r>
@@ -352,21 +367,6 @@
                 <w:szCs w:val="20"/>
               </w:rPr>
               <w:t xml:space="preserve">우수</w:t>
-            </w:r>
-          </w:p>
-        </w:tc>
-        <w:tc>
-          <w:tcPr>
-            <w:tcW w:type="dxa" w:w="700"/>
-          </w:tcPr>
-          <w:p>
-            <w:r>
-              <w:rPr>
-                <w:color w:val="000000"/>
-                <w:sz w:val="20"/>
-                <w:szCs w:val="20"/>
-              </w:rPr>
-              <w:t xml:space="preserve"/>
             </w:r>
           </w:p>
         </w:tc>
@@ -383,12 +383,102 @@
                 <w:sz w:val="20"/>
                 <w:szCs w:val="20"/>
               </w:rPr>
+              <w:t xml:space="preserve"/>
+            </w:r>
+          </w:p>
+        </w:tc>
+        <w:tc>
+          <w:tcPr>
+            <w:tcW w:type="dxa" w:w="882"/>
+          </w:tcPr>
+          <w:p>
+            <w:r>
+              <w:rPr>
+                <w:color w:val="000000"/>
+                <w:sz w:val="20"/>
+                <w:szCs w:val="20"/>
+              </w:rPr>
               <w:t xml:space="preserve">002</w:t>
             </w:r>
           </w:p>
         </w:tc>
         <w:tc>
           <w:tcPr>
+            <w:tcW w:type="dxa" w:w="962"/>
+          </w:tcPr>
+          <w:p>
+            <w:r>
+              <w:rPr>
+                <w:color w:val="000000"/>
+                <w:sz w:val="20"/>
+                <w:szCs w:val="20"/>
+              </w:rPr>
+              <w:t xml:space="preserve">이영희</w:t>
+            </w:r>
+          </w:p>
+        </w:tc>
+        <w:tc>
+          <w:tcPr>
+            <w:tcW w:type="dxa" w:w="700"/>
+          </w:tcPr>
+          <w:p>
+            <w:r>
+              <w:rPr>
+                <w:color w:val="000000"/>
+                <w:sz w:val="20"/>
+                <w:szCs w:val="20"/>
+              </w:rPr>
+              <w:t xml:space="preserve">개발2팀</w:t>
+            </w:r>
+          </w:p>
+        </w:tc>
+        <w:tc>
+          <w:tcPr>
+            <w:tcW w:type="dxa" w:w="802"/>
+          </w:tcPr>
+          <w:p>
+            <w:r>
+              <w:rPr>
+                <w:color w:val="000000"/>
+                <w:sz w:val="20"/>
+                <w:szCs w:val="20"/>
+              </w:rPr>
+              <w:t xml:space="preserve">대리</w:t>
+            </w:r>
+          </w:p>
+        </w:tc>
+        <w:tc>
+          <w:tcPr>
+            <w:tcW w:type="dxa" w:w="1283"/>
+          </w:tcPr>
+          <w:p>
+            <w:r>
+              <w:rPr>
+                <w:color w:val="000000"/>
+                <w:sz w:val="20"/>
+                <w:szCs w:val="20"/>
+              </w:rPr>
+              <w:t xml:space="preserve">2021.07 010-2345-6789</w:t>
+            </w:r>
+          </w:p>
+        </w:tc>
+        <w:tc>
+          <w:tcPr>
+            <w:tcW w:type="dxa" w:w="1283"/>
+          </w:tcPr>
+          <w:p>
+            <w:r>
+              <w:rPr>
+                <w:color w:val="000000"/>
+                <w:sz w:val="20"/>
+                <w:szCs w:val="20"/>
+              </w:rPr>
+              <w:t xml:space="preserve"/>
+            </w:r>
+          </w:p>
+        </w:tc>
+        <w:tc>
+          <w:tcPr>
             <w:tcW w:type="dxa" w:w="882"/>
           </w:tcPr>
           <w:p>
@@ -398,88 +488,13 @@
                 <w:sz w:val="20"/>
                 <w:szCs w:val="20"/>
               </w:rPr>
-              <w:t xml:space="preserve">이영희</w:t>
-            </w:r>
-          </w:p>
-        </w:tc>
-        <w:tc>
-          <w:tcPr>
-            <w:tcW w:type="dxa" w:w="962"/>
-          </w:tcPr>
-          <w:p>
-            <w:r>
-              <w:rPr>
-                <w:color w:val="000000"/>
-                <w:sz w:val="20"/>
-                <w:szCs w:val="20"/>
-              </w:rPr>
-              <w:t xml:space="preserve">개발2팀</w:t>
-            </w:r>
-          </w:p>
-        </w:tc>
-        <w:tc>
-          <w:tcPr>
-            <w:tcW w:type="dxa" w:w="700"/>
-          </w:tcPr>
-          <w:p>
-            <w:r>
-              <w:rPr>
-                <w:color w:val="000000"/>
-                <w:sz w:val="20"/>
-                <w:szCs w:val="20"/>
-              </w:rPr>
-              <w:t xml:space="preserve">대리</w:t>
-            </w:r>
-          </w:p>
-        </w:tc>
-        <w:tc>
-          <w:tcPr>
-            <w:tcW w:type="dxa" w:w="802"/>
-          </w:tcPr>
-          <w:p>
-            <w:r>
-              <w:rPr>
-                <w:color w:val="000000"/>
-                <w:sz w:val="20"/>
-                <w:szCs w:val="20"/>
-              </w:rPr>
-              <w:t xml:space="preserve">2021.07</w:t>
-            </w:r>
-          </w:p>
-        </w:tc>
-        <w:tc>
-          <w:tcPr>
-            <w:tcW w:type="dxa" w:w="1283"/>
-          </w:tcPr>
-          <w:p>
-            <w:r>
-              <w:rPr>
-                <w:color w:val="000000"/>
-                <w:sz w:val="20"/>
-                <w:szCs w:val="20"/>
-              </w:rPr>
-              <w:t xml:space="preserve">010-2345-6789</w:t>
-            </w:r>
-          </w:p>
-        </w:tc>
-        <w:tc>
-          <w:tcPr>
-            <w:tcW w:type="dxa" w:w="1283"/>
-          </w:tcPr>
-          <w:p>
-            <w:r>
-              <w:rPr>
-                <w:color w:val="000000"/>
-                <w:sz w:val="20"/>
-                <w:szCs w:val="20"/>
-              </w:rPr>
               <w:t xml:space="preserve">lee@b.co</w:t>
             </w:r>
           </w:p>
         </w:tc>
         <w:tc>
           <w:tcPr>
-            <w:tcW w:type="dxa" w:w="882"/>
+            <w:tcW w:type="dxa" w:w="700"/>
           </w:tcPr>
           <w:p>
             <w:r>
@@ -519,21 +534,6 @@
                 <w:szCs w:val="20"/>
               </w:rPr>
               <w:t xml:space="preserve">평균</w:t>
-            </w:r>
-          </w:p>
-        </w:tc>
-        <w:tc>
-          <w:tcPr>
-            <w:tcW w:type="dxa" w:w="700"/>
-          </w:tcPr>
-          <w:p>
-            <w:r>
-              <w:rPr>
-                <w:color w:val="000000"/>
-                <w:sz w:val="20"/>
-                <w:szCs w:val="20"/>
-              </w:rPr>
-              <w:t xml:space="preserve"/>
             </w:r>
           </w:p>
         </w:tc>
@@ -550,12 +550,102 @@
                 <w:sz w:val="20"/>
                 <w:szCs w:val="20"/>
               </w:rPr>
+              <w:t xml:space="preserve"/>
+            </w:r>
+          </w:p>
+        </w:tc>
+        <w:tc>
+          <w:tcPr>
+            <w:tcW w:type="dxa" w:w="882"/>
+          </w:tcPr>
+          <w:p>
+            <w:r>
+              <w:rPr>
+                <w:color w:val="000000"/>
+                <w:sz w:val="20"/>
+                <w:szCs w:val="20"/>
+              </w:rPr>
               <w:t xml:space="preserve">003</w:t>
             </w:r>
           </w:p>
         </w:tc>
         <w:tc>
           <w:tcPr>
+            <w:tcW w:type="dxa" w:w="962"/>
+          </w:tcPr>
+          <w:p>
+            <w:r>
+              <w:rPr>
+                <w:color w:val="000000"/>
+                <w:sz w:val="20"/>
+                <w:szCs w:val="20"/>
+              </w:rPr>
+              <w:t xml:space="preserve">박민수</w:t>
+            </w:r>
+          </w:p>
+        </w:tc>
+        <w:tc>
+          <w:tcPr>
+            <w:tcW w:type="dxa" w:w="700"/>
+          </w:tcPr>
+          <w:p>
+            <w:r>
+              <w:rPr>
+                <w:color w:val="000000"/>
+                <w:sz w:val="20"/>
+                <w:szCs w:val="20"/>
+              </w:rPr>
+              <w:t xml:space="preserve">기획팀</w:t>
+            </w:r>
+          </w:p>
+        </w:tc>
+        <w:tc>
+          <w:tcPr>
+            <w:tcW w:type="dxa" w:w="802"/>
+          </w:tcPr>
+          <w:p>
+            <w:r>
+              <w:rPr>
+                <w:color w:val="000000"/>
+                <w:sz w:val="20"/>
+                <w:szCs w:val="20"/>
+              </w:rPr>
+              <w:t xml:space="preserve">차장</w:t>
+            </w:r>
+          </w:p>
+        </w:tc>
+        <w:tc>
+          <w:tcPr>
+            <w:tcW w:type="dxa" w:w="1283"/>
+          </w:tcPr>
+          <w:p>
+            <w:r>
+              <w:rPr>
+                <w:color w:val="000000"/>
+                <w:sz w:val="20"/>
+                <w:szCs w:val="20"/>
+              </w:rPr>
+              <w:t xml:space="preserve">2018.10 010-3456-7890</w:t>
+            </w:r>
+          </w:p>
+        </w:tc>
+        <w:tc>
+          <w:tcPr>
+            <w:tcW w:type="dxa" w:w="1283"/>
+          </w:tcPr>
+          <w:p>
+            <w:r>
+              <w:rPr>
+                <w:color w:val="000000"/>
+                <w:sz w:val="20"/>
+                <w:szCs w:val="20"/>
+              </w:rPr>
+              <w:t xml:space="preserve">park@c.co</w:t>
+            </w:r>
+          </w:p>
+        </w:tc>
+        <w:tc>
+          <w:tcPr>
             <w:tcW w:type="dxa" w:w="882"/>
           </w:tcPr>
           <w:p>
@@ -565,112 +655,37 @@
                 <w:sz w:val="20"/>
                 <w:szCs w:val="20"/>
               </w:rPr>
-              <w:t xml:space="preserve">박민수</w:t>
-            </w:r>
-          </w:p>
-        </w:tc>
-        <w:tc>
-          <w:tcPr>
-            <w:tcW w:type="dxa" w:w="962"/>
-          </w:tcPr>
-          <w:p>
-            <w:r>
-              <w:rPr>
-                <w:color w:val="000000"/>
-                <w:sz w:val="20"/>
-                <w:szCs w:val="20"/>
-              </w:rPr>
-              <w:t xml:space="preserve">기획팀</w:t>
-            </w:r>
-          </w:p>
-        </w:tc>
-        <w:tc>
-          <w:tcPr>
-            <w:tcW w:type="dxa" w:w="700"/>
-          </w:tcPr>
-          <w:p>
-            <w:r>
-              <w:rPr>
-                <w:color w:val="000000"/>
-                <w:sz w:val="20"/>
-                <w:szCs w:val="20"/>
-              </w:rPr>
-              <w:t xml:space="preserve">차장</w:t>
-            </w:r>
-          </w:p>
-        </w:tc>
-        <w:tc>
-          <w:tcPr>
-            <w:tcW w:type="dxa" w:w="802"/>
-          </w:tcPr>
-          <w:p>
-            <w:r>
-              <w:rPr>
-                <w:color w:val="000000"/>
-                <w:sz w:val="20"/>
-                <w:szCs w:val="20"/>
-              </w:rPr>
-              <w:t xml:space="preserve">2018.10</w:t>
-            </w:r>
-          </w:p>
-        </w:tc>
-        <w:tc>
-          <w:tcPr>
-            <w:tcW w:type="dxa" w:w="1283"/>
-          </w:tcPr>
-          <w:p>
-            <w:r>
-              <w:rPr>
-                <w:color w:val="000000"/>
-                <w:sz w:val="20"/>
-                <w:szCs w:val="20"/>
-              </w:rPr>
-              <w:t xml:space="preserve">010-3456-7890</w:t>
-            </w:r>
-          </w:p>
-        </w:tc>
-        <w:tc>
-          <w:tcPr>
-            <w:tcW w:type="dxa" w:w="1283"/>
-          </w:tcPr>
-          <w:p>
-            <w:r>
-              <w:rPr>
-                <w:color w:val="000000"/>
-                <w:sz w:val="20"/>
-                <w:szCs w:val="20"/>
-              </w:rPr>
-              <w:t xml:space="preserve">park@c.co</w:t>
-            </w:r>
-          </w:p>
-        </w:tc>
-        <w:tc>
-          <w:tcPr>
-            <w:tcW w:type="dxa" w:w="882"/>
-          </w:tcPr>
-          <w:p>
-            <w:r>
-              <w:rPr>
-                <w:color w:val="000000"/>
-                <w:sz w:val="20"/>
-                <w:szCs w:val="20"/>
-              </w:rPr>
-              <w:t xml:space="preserve">8200</w:t>
-            </w:r>
-          </w:p>
-        </w:tc>
-        <w:tc>
-          <w:tcPr>
-            <w:tcW w:type="dxa" w:w="700"/>
-          </w:tcPr>
-          <w:p>
-            <w:r>
-              <w:rPr>
-                <w:color w:val="000000"/>
-                <w:sz w:val="20"/>
-                <w:szCs w:val="20"/>
-              </w:rPr>
-              <w:t xml:space="preserve">S</w:t>
+              <w:t xml:space="preserve"/>
+            </w:r>
+          </w:p>
+        </w:tc>
+        <w:tc>
+          <w:tcPr>
+            <w:tcW w:type="dxa" w:w="700"/>
+          </w:tcPr>
+          <w:p>
+            <w:r>
+              <w:rPr>
+                <w:color w:val="000000"/>
+                <w:sz w:val="20"/>
+                <w:szCs w:val="20"/>
+              </w:rPr>
+              <w:t xml:space="preserve">8200 S</w:t>
+            </w:r>
+          </w:p>
+        </w:tc>
+        <w:tc>
+          <w:tcPr>
+            <w:tcW w:type="dxa" w:w="700"/>
+          </w:tcPr>
+          <w:p>
+            <w:r>
+              <w:rPr>
+                <w:color w:val="000000"/>
+                <w:sz w:val="20"/>
+                <w:szCs w:val="20"/>
+              </w:rPr>
+              <w:t xml:space="preserve"/>
             </w:r>
           </w:p>
         </w:tc>
@@ -686,21 +701,6 @@
                 <w:szCs w:val="20"/>
               </w:rPr>
               <w:t xml:space="preserve">특별</w:t>
-            </w:r>
-          </w:p>
-        </w:tc>
-        <w:tc>
-          <w:tcPr>
-            <w:tcW w:type="dxa" w:w="700"/>
-          </w:tcPr>
-          <w:p>
-            <w:r>
-              <w:rPr>
-                <w:color w:val="000000"/>
-                <w:sz w:val="20"/>
-                <w:szCs w:val="20"/>
-              </w:rPr>
-              <w:t xml:space="preserve"/>
             </w:r>
           </w:p>
         </w:tc>
@@ -717,12 +717,102 @@
                 <w:sz w:val="20"/>
                 <w:szCs w:val="20"/>
               </w:rPr>
+              <w:t xml:space="preserve"/>
+            </w:r>
+          </w:p>
+        </w:tc>
+        <w:tc>
+          <w:tcPr>
+            <w:tcW w:type="dxa" w:w="882"/>
+          </w:tcPr>
+          <w:p>
+            <w:r>
+              <w:rPr>
+                <w:color w:val="000000"/>
+                <w:sz w:val="20"/>
+                <w:szCs w:val="20"/>
+              </w:rPr>
               <w:t xml:space="preserve">004</w:t>
             </w:r>
           </w:p>
         </w:tc>
         <w:tc>
           <w:tcPr>
+            <w:tcW w:type="dxa" w:w="962"/>
+          </w:tcPr>
+          <w:p>
+            <w:r>
+              <w:rPr>
+                <w:color w:val="000000"/>
+                <w:sz w:val="20"/>
+                <w:szCs w:val="20"/>
+              </w:rPr>
+              <w:t xml:space="preserve">최지원</w:t>
+            </w:r>
+          </w:p>
+        </w:tc>
+        <w:tc>
+          <w:tcPr>
+            <w:tcW w:type="dxa" w:w="700"/>
+          </w:tcPr>
+          <w:p>
+            <w:r>
+              <w:rPr>
+                <w:color w:val="000000"/>
+                <w:sz w:val="20"/>
+                <w:szCs w:val="20"/>
+              </w:rPr>
+              <w:t xml:space="preserve">영업팀</w:t>
+            </w:r>
+          </w:p>
+        </w:tc>
+        <w:tc>
+          <w:tcPr>
+            <w:tcW w:type="dxa" w:w="802"/>
+          </w:tcPr>
+          <w:p>
+            <w:r>
+              <w:rPr>
+                <w:color w:val="000000"/>
+                <w:sz w:val="20"/>
+                <w:szCs w:val="20"/>
+              </w:rPr>
+              <w:t xml:space="preserve">사원</w:t>
+            </w:r>
+          </w:p>
+        </w:tc>
+        <w:tc>
+          <w:tcPr>
+            <w:tcW w:type="dxa" w:w="1283"/>
+          </w:tcPr>
+          <w:p>
+            <w:r>
+              <w:rPr>
+                <w:color w:val="000000"/>
+                <w:sz w:val="20"/>
+                <w:szCs w:val="20"/>
+              </w:rPr>
+              <w:t xml:space="preserve">2023.04 010-4567-8901</w:t>
+            </w:r>
+          </w:p>
+        </w:tc>
+        <w:tc>
+          <w:tcPr>
+            <w:tcW w:type="dxa" w:w="1283"/>
+          </w:tcPr>
+          <w:p>
+            <w:r>
+              <w:rPr>
+                <w:color w:val="000000"/>
+                <w:sz w:val="20"/>
+                <w:szCs w:val="20"/>
+              </w:rPr>
+              <w:t xml:space="preserve"/>
+            </w:r>
+          </w:p>
+        </w:tc>
+        <w:tc>
+          <w:tcPr>
             <w:tcW w:type="dxa" w:w="882"/>
           </w:tcPr>
           <w:p>
@@ -732,88 +822,13 @@
                 <w:sz w:val="20"/>
                 <w:szCs w:val="20"/>
               </w:rPr>
-              <w:t xml:space="preserve">최지원</w:t>
-            </w:r>
-          </w:p>
-        </w:tc>
-        <w:tc>
-          <w:tcPr>
-            <w:tcW w:type="dxa" w:w="962"/>
-          </w:tcPr>
-          <w:p>
-            <w:r>
-              <w:rPr>
-                <w:color w:val="000000"/>
-                <w:sz w:val="20"/>
-                <w:szCs w:val="20"/>
-              </w:rPr>
-              <w:t xml:space="preserve">영업팀</w:t>
-            </w:r>
-          </w:p>
-        </w:tc>
-        <w:tc>
-          <w:tcPr>
-            <w:tcW w:type="dxa" w:w="700"/>
-          </w:tcPr>
-          <w:p>
-            <w:r>
-              <w:rPr>
-                <w:color w:val="000000"/>
-                <w:sz w:val="20"/>
-                <w:szCs w:val="20"/>
-              </w:rPr>
-              <w:t xml:space="preserve">사원</w:t>
-            </w:r>
-          </w:p>
-        </w:tc>
-        <w:tc>
-          <w:tcPr>
-            <w:tcW w:type="dxa" w:w="802"/>
-          </w:tcPr>
-          <w:p>
-            <w:r>
-              <w:rPr>
-                <w:color w:val="000000"/>
-                <w:sz w:val="20"/>
-                <w:szCs w:val="20"/>
-              </w:rPr>
-              <w:t xml:space="preserve">2023.04</w:t>
-            </w:r>
-          </w:p>
-        </w:tc>
-        <w:tc>
-          <w:tcPr>
-            <w:tcW w:type="dxa" w:w="1283"/>
-          </w:tcPr>
-          <w:p>
-            <w:r>
-              <w:rPr>
-                <w:color w:val="000000"/>
-                <w:sz w:val="20"/>
-                <w:szCs w:val="20"/>
-              </w:rPr>
-              <w:t xml:space="preserve">010-4567-8901</w:t>
-            </w:r>
-          </w:p>
-        </w:tc>
-        <w:tc>
-          <w:tcPr>
-            <w:tcW w:type="dxa" w:w="1283"/>
-          </w:tcPr>
-          <w:p>
-            <w:r>
-              <w:rPr>
-                <w:color w:val="000000"/>
-                <w:sz w:val="20"/>
-                <w:szCs w:val="20"/>
-              </w:rPr>
               <w:t xml:space="preserve">choi@d.co</w:t>
             </w:r>
           </w:p>
         </w:tc>
         <w:tc>
           <w:tcPr>
-            <w:tcW w:type="dxa" w:w="882"/>
+            <w:tcW w:type="dxa" w:w="700"/>
           </w:tcPr>
           <w:p>
             <w:r>
@@ -853,21 +868,6 @@
                 <w:szCs w:val="20"/>
               </w:rPr>
               <w:t xml:space="preserve">양호</w:t>
-            </w:r>
-          </w:p>
-        </w:tc>
-        <w:tc>
-          <w:tcPr>
-            <w:tcW w:type="dxa" w:w="700"/>
-          </w:tcPr>
-          <w:p>
-            <w:r>
-              <w:rPr>
-                <w:color w:val="000000"/>
-                <w:sz w:val="20"/>
-                <w:szCs w:val="20"/>
-              </w:rPr>
-              <w:t xml:space="preserve"/>
             </w:r>
           </w:p>
         </w:tc>
@@ -884,12 +884,102 @@
                 <w:sz w:val="20"/>
                 <w:szCs w:val="20"/>
               </w:rPr>
+              <w:t xml:space="preserve"/>
+            </w:r>
+          </w:p>
+        </w:tc>
+        <w:tc>
+          <w:tcPr>
+            <w:tcW w:type="dxa" w:w="882"/>
+          </w:tcPr>
+          <w:p>
+            <w:r>
+              <w:rPr>
+                <w:color w:val="000000"/>
+                <w:sz w:val="20"/>
+                <w:szCs w:val="20"/>
+              </w:rPr>
               <w:t xml:space="preserve">005</w:t>
             </w:r>
           </w:p>
         </w:tc>
         <w:tc>
           <w:tcPr>
+            <w:tcW w:type="dxa" w:w="962"/>
+          </w:tcPr>
+          <w:p>
+            <w:r>
+              <w:rPr>
+                <w:color w:val="000000"/>
+                <w:sz w:val="20"/>
+                <w:szCs w:val="20"/>
+              </w:rPr>
+              <w:t xml:space="preserve">정한솔</w:t>
+            </w:r>
+          </w:p>
+        </w:tc>
+        <w:tc>
+          <w:tcPr>
+            <w:tcW w:type="dxa" w:w="700"/>
+          </w:tcPr>
+          <w:p>
+            <w:r>
+              <w:rPr>
+                <w:color w:val="000000"/>
+                <w:sz w:val="20"/>
+                <w:szCs w:val="20"/>
+              </w:rPr>
+              <w:t xml:space="preserve">경영팀</w:t>
+            </w:r>
+          </w:p>
+        </w:tc>
+        <w:tc>
+          <w:tcPr>
+            <w:tcW w:type="dxa" w:w="802"/>
+          </w:tcPr>
+          <w:p>
+            <w:r>
+              <w:rPr>
+                <w:color w:val="000000"/>
+                <w:sz w:val="20"/>
+                <w:szCs w:val="20"/>
+              </w:rPr>
+              <w:t xml:space="preserve">부장</w:t>
+            </w:r>
+          </w:p>
+        </w:tc>
+        <w:tc>
+          <w:tcPr>
+            <w:tcW w:type="dxa" w:w="1283"/>
+          </w:tcPr>
+          <w:p>
+            <w:r>
+              <w:rPr>
+                <w:color w:val="000000"/>
+                <w:sz w:val="20"/>
+                <w:szCs w:val="20"/>
+              </w:rPr>
+              <w:t xml:space="preserve">2015.01 010-5678-9012</w:t>
+            </w:r>
+          </w:p>
+        </w:tc>
+        <w:tc>
+          <w:tcPr>
+            <w:tcW w:type="dxa" w:w="1283"/>
+          </w:tcPr>
+          <w:p>
+            <w:r>
+              <w:rPr>
+                <w:color w:val="000000"/>
+                <w:sz w:val="20"/>
+                <w:szCs w:val="20"/>
+              </w:rPr>
+              <w:t xml:space="preserve"/>
+            </w:r>
+          </w:p>
+        </w:tc>
+        <w:tc>
+          <w:tcPr>
             <w:tcW w:type="dxa" w:w="882"/>
           </w:tcPr>
           <w:p>
@@ -899,88 +989,13 @@
                 <w:sz w:val="20"/>
                 <w:szCs w:val="20"/>
               </w:rPr>
-              <w:t xml:space="preserve">정한솔</w:t>
-            </w:r>
-          </w:p>
-        </w:tc>
-        <w:tc>
-          <w:tcPr>
-            <w:tcW w:type="dxa" w:w="962"/>
-          </w:tcPr>
-          <w:p>
-            <w:r>
-              <w:rPr>
-                <w:color w:val="000000"/>
-                <w:sz w:val="20"/>
-                <w:szCs w:val="20"/>
-              </w:rPr>
-              <w:t xml:space="preserve">경영팀</w:t>
-            </w:r>
-          </w:p>
-        </w:tc>
-        <w:tc>
-          <w:tcPr>
-            <w:tcW w:type="dxa" w:w="700"/>
-          </w:tcPr>
-          <w:p>
-            <w:r>
-              <w:rPr>
-                <w:color w:val="000000"/>
-                <w:sz w:val="20"/>
-                <w:szCs w:val="20"/>
-              </w:rPr>
-              <w:t xml:space="preserve">부장</w:t>
-            </w:r>
-          </w:p>
-        </w:tc>
-        <w:tc>
-          <w:tcPr>
-            <w:tcW w:type="dxa" w:w="802"/>
-          </w:tcPr>
-          <w:p>
-            <w:r>
-              <w:rPr>
-                <w:color w:val="000000"/>
-                <w:sz w:val="20"/>
-                <w:szCs w:val="20"/>
-              </w:rPr>
-              <w:t xml:space="preserve">2015.01</w:t>
-            </w:r>
-          </w:p>
-        </w:tc>
-        <w:tc>
-          <w:tcPr>
-            <w:tcW w:type="dxa" w:w="1283"/>
-          </w:tcPr>
-          <w:p>
-            <w:r>
-              <w:rPr>
-                <w:color w:val="000000"/>
-                <w:sz w:val="20"/>
-                <w:szCs w:val="20"/>
-              </w:rPr>
-              <w:t xml:space="preserve">010-5678-9012</w:t>
-            </w:r>
-          </w:p>
-        </w:tc>
-        <w:tc>
-          <w:tcPr>
-            <w:tcW w:type="dxa" w:w="1283"/>
-          </w:tcPr>
-          <w:p>
-            <w:r>
-              <w:rPr>
-                <w:color w:val="000000"/>
-                <w:sz w:val="20"/>
-                <w:szCs w:val="20"/>
-              </w:rPr>
               <w:t xml:space="preserve">jeong@e.co</w:t>
             </w:r>
           </w:p>
         </w:tc>
         <w:tc>
           <w:tcPr>
-            <w:tcW w:type="dxa" w:w="882"/>
+            <w:tcW w:type="dxa" w:w="700"/>
           </w:tcPr>
           <w:p>
             <w:r>
@@ -1020,21 +1035,6 @@
                 <w:szCs w:val="20"/>
               </w:rPr>
               <w:t xml:space="preserve">우수</w:t>
-            </w:r>
-          </w:p>
-        </w:tc>
-        <w:tc>
-          <w:tcPr>
-            <w:tcW w:type="dxa" w:w="700"/>
-          </w:tcPr>
-          <w:p>
-            <w:r>
-              <w:rPr>
-                <w:color w:val="000000"/>
-                <w:sz w:val="20"/>
-                <w:szCs w:val="20"/>
-              </w:rPr>
-              <w:t xml:space="preserve"/>
             </w:r>
           </w:p>
         </w:tc>

--- a/test/out_accuracy/4_compact_converted.docx
+++ b/test/out_accuracy/4_compact_converted.docx
@@ -56,7 +56,7 @@
                 <w:sz w:val="20"/>
                 <w:szCs w:val="20"/>
               </w:rPr>
-              <w:t xml:space="preserve"/>
+              <w:t xml:space="preserve">이름</w:t>
             </w:r>
           </w:p>
         </w:tc>
@@ -72,7 +72,7 @@
                 <w:sz w:val="20"/>
                 <w:szCs w:val="20"/>
               </w:rPr>
-              <w:t xml:space="preserve">이름</w:t>
+              <w:t xml:space="preserve">부서</w:t>
             </w:r>
           </w:p>
         </w:tc>
@@ -88,7 +88,7 @@
                 <w:sz w:val="20"/>
                 <w:szCs w:val="20"/>
               </w:rPr>
-              <w:t xml:space="preserve">부서</w:t>
+              <w:t xml:space="preserve">직급</w:t>
             </w:r>
           </w:p>
         </w:tc>
@@ -104,7 +104,7 @@
                 <w:sz w:val="20"/>
                 <w:szCs w:val="20"/>
               </w:rPr>
-              <w:t xml:space="preserve">직급</w:t>
+              <w:t xml:space="preserve"/>
             </w:r>
           </w:p>
         </w:tc>
@@ -120,7 +120,7 @@
                 <w:sz w:val="20"/>
                 <w:szCs w:val="20"/>
               </w:rPr>
-              <w:t xml:space="preserve">입사</w:t>
+              <w:t xml:space="preserve">입사 전화</w:t>
             </w:r>
           </w:p>
         </w:tc>
@@ -136,7 +136,7 @@
                 <w:sz w:val="20"/>
                 <w:szCs w:val="20"/>
               </w:rPr>
-              <w:t xml:space="preserve">전화</w:t>
+              <w:t xml:space="preserve">이메일</w:t>
             </w:r>
           </w:p>
         </w:tc>
@@ -152,7 +152,7 @@
                 <w:sz w:val="20"/>
                 <w:szCs w:val="20"/>
               </w:rPr>
-              <w:t xml:space="preserve">이메일</w:t>
+              <w:t xml:space="preserve"/>
             </w:r>
           </w:p>
         </w:tc>
@@ -168,7 +168,7 @@
                 <w:sz w:val="20"/>
                 <w:szCs w:val="20"/>
               </w:rPr>
-              <w:t xml:space="preserve">연봉(만원)</w:t>
+              <w:t xml:space="preserve">연봉(만원) 평가</w:t>
             </w:r>
           </w:p>
         </w:tc>
@@ -184,22 +184,22 @@
                 <w:sz w:val="20"/>
                 <w:szCs w:val="20"/>
               </w:rPr>
-              <w:t xml:space="preserve">평가</w:t>
-            </w:r>
-          </w:p>
-        </w:tc>
-        <w:tc>
-          <w:tcPr>
-            <w:tcW w:type="dxa" w:w="700"/>
-          </w:tcPr>
-          <w:p>
-            <w:r>
-              <w:rPr>
-                <w:color w:val="000000"/>
-                <w:sz w:val="20"/>
-                <w:szCs w:val="20"/>
-              </w:rPr>
               <w:t xml:space="preserve">비고</w:t>
+            </w:r>
+          </w:p>
+        </w:tc>
+        <w:tc>
+          <w:tcPr>
+            <w:tcW w:type="dxa" w:w="700"/>
+          </w:tcPr>
+          <w:p>
+            <w:r>
+              <w:rPr>
+                <w:color w:val="000000"/>
+                <w:sz w:val="20"/>
+                <w:szCs w:val="20"/>
+              </w:rPr>
+              <w:t xml:space="preserve"/>
             </w:r>
           </w:p>
         </w:tc>
@@ -231,7 +231,7 @@
                 <w:sz w:val="20"/>
                 <w:szCs w:val="20"/>
               </w:rPr>
-              <w:t xml:space="preserve">001</w:t>
+              <w:t xml:space="preserve">001 김철수</w:t>
             </w:r>
           </w:p>
         </w:tc>
@@ -246,22 +246,22 @@
                 <w:sz w:val="20"/>
                 <w:szCs w:val="20"/>
               </w:rPr>
-              <w:t xml:space="preserve">김철수</w:t>
-            </w:r>
-          </w:p>
-        </w:tc>
-        <w:tc>
-          <w:tcPr>
-            <w:tcW w:type="dxa" w:w="700"/>
-          </w:tcPr>
-          <w:p>
-            <w:r>
-              <w:rPr>
-                <w:color w:val="000000"/>
-                <w:sz w:val="20"/>
-                <w:szCs w:val="20"/>
-              </w:rPr>
-              <w:t xml:space="preserve">개발1팀</w:t>
+              <w:t xml:space="preserve"/>
+            </w:r>
+          </w:p>
+        </w:tc>
+        <w:tc>
+          <w:tcPr>
+            <w:tcW w:type="dxa" w:w="700"/>
+          </w:tcPr>
+          <w:p>
+            <w:r>
+              <w:rPr>
+                <w:color w:val="000000"/>
+                <w:sz w:val="20"/>
+                <w:szCs w:val="20"/>
+              </w:rPr>
+              <w:t xml:space="preserve">개발1팀 과장</w:t>
             </w:r>
           </w:p>
         </w:tc>
@@ -276,7 +276,7 @@
                 <w:sz w:val="20"/>
                 <w:szCs w:val="20"/>
               </w:rPr>
-              <w:t xml:space="preserve">과장</w:t>
+              <w:t xml:space="preserve"/>
             </w:r>
           </w:p>
         </w:tc>
@@ -351,22 +351,22 @@
                 <w:sz w:val="20"/>
                 <w:szCs w:val="20"/>
               </w:rPr>
-              <w:t xml:space="preserve">A</w:t>
-            </w:r>
-          </w:p>
-        </w:tc>
-        <w:tc>
-          <w:tcPr>
-            <w:tcW w:type="dxa" w:w="700"/>
-          </w:tcPr>
-          <w:p>
-            <w:r>
-              <w:rPr>
-                <w:color w:val="000000"/>
-                <w:sz w:val="20"/>
-                <w:szCs w:val="20"/>
-              </w:rPr>
-              <w:t xml:space="preserve">우수</w:t>
+              <w:t xml:space="preserve">A 우수</w:t>
+            </w:r>
+          </w:p>
+        </w:tc>
+        <w:tc>
+          <w:tcPr>
+            <w:tcW w:type="dxa" w:w="700"/>
+          </w:tcPr>
+          <w:p>
+            <w:r>
+              <w:rPr>
+                <w:color w:val="000000"/>
+                <w:sz w:val="20"/>
+                <w:szCs w:val="20"/>
+              </w:rPr>
+              <w:t xml:space="preserve"/>
             </w:r>
           </w:p>
         </w:tc>
@@ -398,7 +398,7 @@
                 <w:sz w:val="20"/>
                 <w:szCs w:val="20"/>
               </w:rPr>
-              <w:t xml:space="preserve">002</w:t>
+              <w:t xml:space="preserve">002 이영희</w:t>
             </w:r>
           </w:p>
         </w:tc>
@@ -413,22 +413,22 @@
                 <w:sz w:val="20"/>
                 <w:szCs w:val="20"/>
               </w:rPr>
-              <w:t xml:space="preserve">이영희</w:t>
-            </w:r>
-          </w:p>
-        </w:tc>
-        <w:tc>
-          <w:tcPr>
-            <w:tcW w:type="dxa" w:w="700"/>
-          </w:tcPr>
-          <w:p>
-            <w:r>
-              <w:rPr>
-                <w:color w:val="000000"/>
-                <w:sz w:val="20"/>
-                <w:szCs w:val="20"/>
-              </w:rPr>
-              <w:t xml:space="preserve">개발2팀</w:t>
+              <w:t xml:space="preserve"/>
+            </w:r>
+          </w:p>
+        </w:tc>
+        <w:tc>
+          <w:tcPr>
+            <w:tcW w:type="dxa" w:w="700"/>
+          </w:tcPr>
+          <w:p>
+            <w:r>
+              <w:rPr>
+                <w:color w:val="000000"/>
+                <w:sz w:val="20"/>
+                <w:szCs w:val="20"/>
+              </w:rPr>
+              <w:t xml:space="preserve">개발2팀 대리</w:t>
             </w:r>
           </w:p>
         </w:tc>
@@ -443,7 +443,7 @@
                 <w:sz w:val="20"/>
                 <w:szCs w:val="20"/>
               </w:rPr>
-              <w:t xml:space="preserve">대리</w:t>
+              <w:t xml:space="preserve"/>
             </w:r>
           </w:p>
         </w:tc>
@@ -518,22 +518,22 @@
                 <w:sz w:val="20"/>
                 <w:szCs w:val="20"/>
               </w:rPr>
-              <w:t xml:space="preserve">B+</w:t>
-            </w:r>
-          </w:p>
-        </w:tc>
-        <w:tc>
-          <w:tcPr>
-            <w:tcW w:type="dxa" w:w="700"/>
-          </w:tcPr>
-          <w:p>
-            <w:r>
-              <w:rPr>
-                <w:color w:val="000000"/>
-                <w:sz w:val="20"/>
-                <w:szCs w:val="20"/>
-              </w:rPr>
-              <w:t xml:space="preserve">평균</w:t>
+              <w:t xml:space="preserve">B+ 평균</w:t>
+            </w:r>
+          </w:p>
+        </w:tc>
+        <w:tc>
+          <w:tcPr>
+            <w:tcW w:type="dxa" w:w="700"/>
+          </w:tcPr>
+          <w:p>
+            <w:r>
+              <w:rPr>
+                <w:color w:val="000000"/>
+                <w:sz w:val="20"/>
+                <w:szCs w:val="20"/>
+              </w:rPr>
+              <w:t xml:space="preserve"/>
             </w:r>
           </w:p>
         </w:tc>
@@ -565,7 +565,7 @@
                 <w:sz w:val="20"/>
                 <w:szCs w:val="20"/>
               </w:rPr>
-              <w:t xml:space="preserve">003</w:t>
+              <w:t xml:space="preserve">003 박민수</w:t>
             </w:r>
           </w:p>
         </w:tc>
@@ -580,27 +580,27 @@
                 <w:sz w:val="20"/>
                 <w:szCs w:val="20"/>
               </w:rPr>
-              <w:t xml:space="preserve">박민수</w:t>
-            </w:r>
-          </w:p>
-        </w:tc>
-        <w:tc>
-          <w:tcPr>
-            <w:tcW w:type="dxa" w:w="700"/>
-          </w:tcPr>
-          <w:p>
-            <w:r>
-              <w:rPr>
-                <w:color w:val="000000"/>
-                <w:sz w:val="20"/>
-                <w:szCs w:val="20"/>
-              </w:rPr>
               <w:t xml:space="preserve">기획팀</w:t>
             </w:r>
           </w:p>
         </w:tc>
         <w:tc>
           <w:tcPr>
+            <w:tcW w:type="dxa" w:w="700"/>
+          </w:tcPr>
+          <w:p>
+            <w:r>
+              <w:rPr>
+                <w:color w:val="000000"/>
+                <w:sz w:val="20"/>
+                <w:szCs w:val="20"/>
+              </w:rPr>
+              <w:t xml:space="preserve">차장</w:t>
+            </w:r>
+          </w:p>
+        </w:tc>
+        <w:tc>
+          <w:tcPr>
             <w:tcW w:type="dxa" w:w="802"/>
           </w:tcPr>
           <w:p>
@@ -610,7 +610,7 @@
                 <w:sz w:val="20"/>
                 <w:szCs w:val="20"/>
               </w:rPr>
-              <w:t xml:space="preserve">차장</w:t>
+              <w:t xml:space="preserve"/>
             </w:r>
           </w:p>
         </w:tc>
@@ -685,22 +685,22 @@
                 <w:sz w:val="20"/>
                 <w:szCs w:val="20"/>
               </w:rPr>
-              <w:t xml:space="preserve"/>
-            </w:r>
-          </w:p>
-        </w:tc>
-        <w:tc>
-          <w:tcPr>
-            <w:tcW w:type="dxa" w:w="700"/>
-          </w:tcPr>
-          <w:p>
-            <w:r>
-              <w:rPr>
-                <w:color w:val="000000"/>
-                <w:sz w:val="20"/>
-                <w:szCs w:val="20"/>
-              </w:rPr>
               <w:t xml:space="preserve">특별</w:t>
+            </w:r>
+          </w:p>
+        </w:tc>
+        <w:tc>
+          <w:tcPr>
+            <w:tcW w:type="dxa" w:w="700"/>
+          </w:tcPr>
+          <w:p>
+            <w:r>
+              <w:rPr>
+                <w:color w:val="000000"/>
+                <w:sz w:val="20"/>
+                <w:szCs w:val="20"/>
+              </w:rPr>
+              <w:t xml:space="preserve"/>
             </w:r>
           </w:p>
         </w:tc>
@@ -732,7 +732,7 @@
                 <w:sz w:val="20"/>
                 <w:szCs w:val="20"/>
               </w:rPr>
-              <w:t xml:space="preserve">004</w:t>
+              <w:t xml:space="preserve">004 최지원</w:t>
             </w:r>
           </w:p>
         </w:tc>
@@ -747,27 +747,27 @@
                 <w:sz w:val="20"/>
                 <w:szCs w:val="20"/>
               </w:rPr>
-              <w:t xml:space="preserve">최지원</w:t>
-            </w:r>
-          </w:p>
-        </w:tc>
-        <w:tc>
-          <w:tcPr>
-            <w:tcW w:type="dxa" w:w="700"/>
-          </w:tcPr>
-          <w:p>
-            <w:r>
-              <w:rPr>
-                <w:color w:val="000000"/>
-                <w:sz w:val="20"/>
-                <w:szCs w:val="20"/>
-              </w:rPr>
               <w:t xml:space="preserve">영업팀</w:t>
             </w:r>
           </w:p>
         </w:tc>
         <w:tc>
           <w:tcPr>
+            <w:tcW w:type="dxa" w:w="700"/>
+          </w:tcPr>
+          <w:p>
+            <w:r>
+              <w:rPr>
+                <w:color w:val="000000"/>
+                <w:sz w:val="20"/>
+                <w:szCs w:val="20"/>
+              </w:rPr>
+              <w:t xml:space="preserve">사원</w:t>
+            </w:r>
+          </w:p>
+        </w:tc>
+        <w:tc>
+          <w:tcPr>
             <w:tcW w:type="dxa" w:w="802"/>
           </w:tcPr>
           <w:p>
@@ -777,7 +777,7 @@
                 <w:sz w:val="20"/>
                 <w:szCs w:val="20"/>
               </w:rPr>
-              <w:t xml:space="preserve">사원</w:t>
+              <w:t xml:space="preserve"/>
             </w:r>
           </w:p>
         </w:tc>
@@ -852,22 +852,22 @@
                 <w:sz w:val="20"/>
                 <w:szCs w:val="20"/>
               </w:rPr>
-              <w:t xml:space="preserve">B</w:t>
-            </w:r>
-          </w:p>
-        </w:tc>
-        <w:tc>
-          <w:tcPr>
-            <w:tcW w:type="dxa" w:w="700"/>
-          </w:tcPr>
-          <w:p>
-            <w:r>
-              <w:rPr>
-                <w:color w:val="000000"/>
-                <w:sz w:val="20"/>
-                <w:szCs w:val="20"/>
-              </w:rPr>
-              <w:t xml:space="preserve">양호</w:t>
+              <w:t xml:space="preserve">B 양호</w:t>
+            </w:r>
+          </w:p>
+        </w:tc>
+        <w:tc>
+          <w:tcPr>
+            <w:tcW w:type="dxa" w:w="700"/>
+          </w:tcPr>
+          <w:p>
+            <w:r>
+              <w:rPr>
+                <w:color w:val="000000"/>
+                <w:sz w:val="20"/>
+                <w:szCs w:val="20"/>
+              </w:rPr>
+              <w:t xml:space="preserve"/>
             </w:r>
           </w:p>
         </w:tc>
@@ -899,7 +899,7 @@
                 <w:sz w:val="20"/>
                 <w:szCs w:val="20"/>
               </w:rPr>
-              <w:t xml:space="preserve">005</w:t>
+              <w:t xml:space="preserve">005 정한솔</w:t>
             </w:r>
           </w:p>
         </w:tc>
@@ -914,27 +914,27 @@
                 <w:sz w:val="20"/>
                 <w:szCs w:val="20"/>
               </w:rPr>
-              <w:t xml:space="preserve">정한솔</w:t>
-            </w:r>
-          </w:p>
-        </w:tc>
-        <w:tc>
-          <w:tcPr>
-            <w:tcW w:type="dxa" w:w="700"/>
-          </w:tcPr>
-          <w:p>
-            <w:r>
-              <w:rPr>
-                <w:color w:val="000000"/>
-                <w:sz w:val="20"/>
-                <w:szCs w:val="20"/>
-              </w:rPr>
               <w:t xml:space="preserve">경영팀</w:t>
             </w:r>
           </w:p>
         </w:tc>
         <w:tc>
           <w:tcPr>
+            <w:tcW w:type="dxa" w:w="700"/>
+          </w:tcPr>
+          <w:p>
+            <w:r>
+              <w:rPr>
+                <w:color w:val="000000"/>
+                <w:sz w:val="20"/>
+                <w:szCs w:val="20"/>
+              </w:rPr>
+              <w:t xml:space="preserve">부장</w:t>
+            </w:r>
+          </w:p>
+        </w:tc>
+        <w:tc>
+          <w:tcPr>
             <w:tcW w:type="dxa" w:w="802"/>
           </w:tcPr>
           <w:p>
@@ -944,7 +944,7 @@
                 <w:sz w:val="20"/>
                 <w:szCs w:val="20"/>
               </w:rPr>
-              <w:t xml:space="preserve">부장</w:t>
+              <w:t xml:space="preserve"/>
             </w:r>
           </w:p>
         </w:tc>
@@ -1019,22 +1019,22 @@
                 <w:sz w:val="20"/>
                 <w:szCs w:val="20"/>
               </w:rPr>
-              <w:t xml:space="preserve">A+</w:t>
-            </w:r>
-          </w:p>
-        </w:tc>
-        <w:tc>
-          <w:tcPr>
-            <w:tcW w:type="dxa" w:w="700"/>
-          </w:tcPr>
-          <w:p>
-            <w:r>
-              <w:rPr>
-                <w:color w:val="000000"/>
-                <w:sz w:val="20"/>
-                <w:szCs w:val="20"/>
-              </w:rPr>
-              <w:t xml:space="preserve">우수</w:t>
+              <w:t xml:space="preserve">A+ 우수</w:t>
+            </w:r>
+          </w:p>
+        </w:tc>
+        <w:tc>
+          <w:tcPr>
+            <w:tcW w:type="dxa" w:w="700"/>
+          </w:tcPr>
+          <w:p>
+            <w:r>
+              <w:rPr>
+                <w:color w:val="000000"/>
+                <w:sz w:val="20"/>
+                <w:szCs w:val="20"/>
+              </w:rPr>
+              <w:t xml:space="preserve"/>
             </w:r>
           </w:p>
         </w:tc>

--- a/test/out_accuracy/4_compact_converted.docx
+++ b/test/out_accuracy/4_compact_converted.docx
@@ -104,7 +104,7 @@
                 <w:sz w:val="20"/>
                 <w:szCs w:val="20"/>
               </w:rPr>
-              <w:t xml:space="preserve"/>
+              <w:t xml:space="preserve">입사</w:t>
             </w:r>
           </w:p>
         </w:tc>
@@ -120,7 +120,7 @@
                 <w:sz w:val="20"/>
                 <w:szCs w:val="20"/>
               </w:rPr>
-              <w:t xml:space="preserve">입사 전화</w:t>
+              <w:t xml:space="preserve">전화</w:t>
             </w:r>
           </w:p>
         </w:tc>
@@ -152,7 +152,7 @@
                 <w:sz w:val="20"/>
                 <w:szCs w:val="20"/>
               </w:rPr>
-              <w:t xml:space="preserve"/>
+              <w:t xml:space="preserve">연봉(만원)</w:t>
             </w:r>
           </w:p>
         </w:tc>
@@ -168,7 +168,7 @@
                 <w:sz w:val="20"/>
                 <w:szCs w:val="20"/>
               </w:rPr>
-              <w:t xml:space="preserve">연봉(만원) 평가</w:t>
+              <w:t xml:space="preserve">평가</w:t>
             </w:r>
           </w:p>
         </w:tc>
@@ -216,7 +216,7 @@
                 <w:sz w:val="20"/>
                 <w:szCs w:val="20"/>
               </w:rPr>
-              <w:t xml:space="preserve"/>
+              <w:t xml:space="preserve">001</w:t>
             </w:r>
           </w:p>
         </w:tc>
@@ -231,7 +231,7 @@
                 <w:sz w:val="20"/>
                 <w:szCs w:val="20"/>
               </w:rPr>
-              <w:t xml:space="preserve">001 김철수</w:t>
+              <w:t xml:space="preserve">김철수</w:t>
             </w:r>
           </w:p>
         </w:tc>
@@ -246,22 +246,22 @@
                 <w:sz w:val="20"/>
                 <w:szCs w:val="20"/>
               </w:rPr>
-              <w:t xml:space="preserve"/>
-            </w:r>
-          </w:p>
-        </w:tc>
-        <w:tc>
-          <w:tcPr>
-            <w:tcW w:type="dxa" w:w="700"/>
-          </w:tcPr>
-          <w:p>
-            <w:r>
-              <w:rPr>
-                <w:color w:val="000000"/>
-                <w:sz w:val="20"/>
-                <w:szCs w:val="20"/>
-              </w:rPr>
-              <w:t xml:space="preserve">개발1팀 과장</w:t>
+              <w:t xml:space="preserve">개발1팀</w:t>
+            </w:r>
+          </w:p>
+        </w:tc>
+        <w:tc>
+          <w:tcPr>
+            <w:tcW w:type="dxa" w:w="700"/>
+          </w:tcPr>
+          <w:p>
+            <w:r>
+              <w:rPr>
+                <w:color w:val="000000"/>
+                <w:sz w:val="20"/>
+                <w:szCs w:val="20"/>
+              </w:rPr>
+              <w:t xml:space="preserve">과장</w:t>
             </w:r>
           </w:p>
         </w:tc>
@@ -276,7 +276,7 @@
                 <w:sz w:val="20"/>
                 <w:szCs w:val="20"/>
               </w:rPr>
-              <w:t xml:space="preserve"/>
+              <w:t xml:space="preserve">2020.03</w:t>
             </w:r>
           </w:p>
         </w:tc>
@@ -291,7 +291,7 @@
                 <w:sz w:val="20"/>
                 <w:szCs w:val="20"/>
               </w:rPr>
-              <w:t xml:space="preserve">2020.03 010-1234-5678</w:t>
+              <w:t xml:space="preserve">010-1234-5678</w:t>
             </w:r>
           </w:p>
         </w:tc>
@@ -321,21 +321,6 @@
                 <w:sz w:val="20"/>
                 <w:szCs w:val="20"/>
               </w:rPr>
-              <w:t xml:space="preserve"/>
-            </w:r>
-          </w:p>
-        </w:tc>
-        <w:tc>
-          <w:tcPr>
-            <w:tcW w:type="dxa" w:w="700"/>
-          </w:tcPr>
-          <w:p>
-            <w:r>
-              <w:rPr>
-                <w:color w:val="000000"/>
-                <w:sz w:val="20"/>
-                <w:szCs w:val="20"/>
-              </w:rPr>
               <w:t xml:space="preserve">7500</w:t>
             </w:r>
           </w:p>
@@ -351,7 +336,22 @@
                 <w:sz w:val="20"/>
                 <w:szCs w:val="20"/>
               </w:rPr>
-              <w:t xml:space="preserve">A 우수</w:t>
+              <w:t xml:space="preserve">A</w:t>
+            </w:r>
+          </w:p>
+        </w:tc>
+        <w:tc>
+          <w:tcPr>
+            <w:tcW w:type="dxa" w:w="700"/>
+          </w:tcPr>
+          <w:p>
+            <w:r>
+              <w:rPr>
+                <w:color w:val="000000"/>
+                <w:sz w:val="20"/>
+                <w:szCs w:val="20"/>
+              </w:rPr>
+              <w:t xml:space="preserve">우수</w:t>
             </w:r>
           </w:p>
         </w:tc>
@@ -383,7 +383,7 @@
                 <w:sz w:val="20"/>
                 <w:szCs w:val="20"/>
               </w:rPr>
-              <w:t xml:space="preserve"/>
+              <w:t xml:space="preserve">002</w:t>
             </w:r>
           </w:p>
         </w:tc>
@@ -398,7 +398,7 @@
                 <w:sz w:val="20"/>
                 <w:szCs w:val="20"/>
               </w:rPr>
-              <w:t xml:space="preserve">002 이영희</w:t>
+              <w:t xml:space="preserve">이영희</w:t>
             </w:r>
           </w:p>
         </w:tc>
@@ -413,22 +413,22 @@
                 <w:sz w:val="20"/>
                 <w:szCs w:val="20"/>
               </w:rPr>
-              <w:t xml:space="preserve"/>
-            </w:r>
-          </w:p>
-        </w:tc>
-        <w:tc>
-          <w:tcPr>
-            <w:tcW w:type="dxa" w:w="700"/>
-          </w:tcPr>
-          <w:p>
-            <w:r>
-              <w:rPr>
-                <w:color w:val="000000"/>
-                <w:sz w:val="20"/>
-                <w:szCs w:val="20"/>
-              </w:rPr>
-              <w:t xml:space="preserve">개발2팀 대리</w:t>
+              <w:t xml:space="preserve">개발2팀</w:t>
+            </w:r>
+          </w:p>
+        </w:tc>
+        <w:tc>
+          <w:tcPr>
+            <w:tcW w:type="dxa" w:w="700"/>
+          </w:tcPr>
+          <w:p>
+            <w:r>
+              <w:rPr>
+                <w:color w:val="000000"/>
+                <w:sz w:val="20"/>
+                <w:szCs w:val="20"/>
+              </w:rPr>
+              <w:t xml:space="preserve">대리</w:t>
             </w:r>
           </w:p>
         </w:tc>
@@ -443,7 +443,7 @@
                 <w:sz w:val="20"/>
                 <w:szCs w:val="20"/>
               </w:rPr>
-              <w:t xml:space="preserve"/>
+              <w:t xml:space="preserve">2021.07</w:t>
             </w:r>
           </w:p>
         </w:tc>
@@ -458,7 +458,7 @@
                 <w:sz w:val="20"/>
                 <w:szCs w:val="20"/>
               </w:rPr>
-              <w:t xml:space="preserve">2021.07 010-2345-6789</w:t>
+              <w:t xml:space="preserve">010-2345-6789</w:t>
             </w:r>
           </w:p>
         </w:tc>
@@ -473,7 +473,7 @@
                 <w:sz w:val="20"/>
                 <w:szCs w:val="20"/>
               </w:rPr>
-              <w:t xml:space="preserve"/>
+              <w:t xml:space="preserve">lee@b.co</w:t>
             </w:r>
           </w:p>
         </w:tc>
@@ -488,21 +488,6 @@
                 <w:sz w:val="20"/>
                 <w:szCs w:val="20"/>
               </w:rPr>
-              <w:t xml:space="preserve">lee@b.co</w:t>
-            </w:r>
-          </w:p>
-        </w:tc>
-        <w:tc>
-          <w:tcPr>
-            <w:tcW w:type="dxa" w:w="700"/>
-          </w:tcPr>
-          <w:p>
-            <w:r>
-              <w:rPr>
-                <w:color w:val="000000"/>
-                <w:sz w:val="20"/>
-                <w:szCs w:val="20"/>
-              </w:rPr>
               <w:t xml:space="preserve">5800</w:t>
             </w:r>
           </w:p>
@@ -518,7 +503,22 @@
                 <w:sz w:val="20"/>
                 <w:szCs w:val="20"/>
               </w:rPr>
-              <w:t xml:space="preserve">B+ 평균</w:t>
+              <w:t xml:space="preserve">B+</w:t>
+            </w:r>
+          </w:p>
+        </w:tc>
+        <w:tc>
+          <w:tcPr>
+            <w:tcW w:type="dxa" w:w="700"/>
+          </w:tcPr>
+          <w:p>
+            <w:r>
+              <w:rPr>
+                <w:color w:val="000000"/>
+                <w:sz w:val="20"/>
+                <w:szCs w:val="20"/>
+              </w:rPr>
+              <w:t xml:space="preserve">평균</w:t>
             </w:r>
           </w:p>
         </w:tc>
@@ -550,7 +550,7 @@
                 <w:sz w:val="20"/>
                 <w:szCs w:val="20"/>
               </w:rPr>
-              <w:t xml:space="preserve"/>
+              <w:t xml:space="preserve">003</w:t>
             </w:r>
           </w:p>
         </w:tc>
@@ -565,7 +565,7 @@
                 <w:sz w:val="20"/>
                 <w:szCs w:val="20"/>
               </w:rPr>
-              <w:t xml:space="preserve">003 박민수</w:t>
+              <w:t xml:space="preserve">박민수</w:t>
             </w:r>
           </w:p>
         </w:tc>
@@ -610,7 +610,7 @@
                 <w:sz w:val="20"/>
                 <w:szCs w:val="20"/>
               </w:rPr>
-              <w:t xml:space="preserve"/>
+              <w:t xml:space="preserve">2018.10</w:t>
             </w:r>
           </w:p>
         </w:tc>
@@ -625,7 +625,7 @@
                 <w:sz w:val="20"/>
                 <w:szCs w:val="20"/>
               </w:rPr>
-              <w:t xml:space="preserve">2018.10 010-3456-7890</w:t>
+              <w:t xml:space="preserve">010-3456-7890</w:t>
             </w:r>
           </w:p>
         </w:tc>
@@ -655,22 +655,22 @@
                 <w:sz w:val="20"/>
                 <w:szCs w:val="20"/>
               </w:rPr>
-              <w:t xml:space="preserve"/>
-            </w:r>
-          </w:p>
-        </w:tc>
-        <w:tc>
-          <w:tcPr>
-            <w:tcW w:type="dxa" w:w="700"/>
-          </w:tcPr>
-          <w:p>
-            <w:r>
-              <w:rPr>
-                <w:color w:val="000000"/>
-                <w:sz w:val="20"/>
-                <w:szCs w:val="20"/>
-              </w:rPr>
-              <w:t xml:space="preserve">8200 S</w:t>
+              <w:t xml:space="preserve">8200</w:t>
+            </w:r>
+          </w:p>
+        </w:tc>
+        <w:tc>
+          <w:tcPr>
+            <w:tcW w:type="dxa" w:w="700"/>
+          </w:tcPr>
+          <w:p>
+            <w:r>
+              <w:rPr>
+                <w:color w:val="000000"/>
+                <w:sz w:val="20"/>
+                <w:szCs w:val="20"/>
+              </w:rPr>
+              <w:t xml:space="preserve">S</w:t>
             </w:r>
           </w:p>
         </w:tc>
@@ -717,7 +717,7 @@
                 <w:sz w:val="20"/>
                 <w:szCs w:val="20"/>
               </w:rPr>
-              <w:t xml:space="preserve"/>
+              <w:t xml:space="preserve">004</w:t>
             </w:r>
           </w:p>
         </w:tc>
@@ -732,7 +732,7 @@
                 <w:sz w:val="20"/>
                 <w:szCs w:val="20"/>
               </w:rPr>
-              <w:t xml:space="preserve">004 최지원</w:t>
+              <w:t xml:space="preserve">최지원</w:t>
             </w:r>
           </w:p>
         </w:tc>
@@ -777,7 +777,7 @@
                 <w:sz w:val="20"/>
                 <w:szCs w:val="20"/>
               </w:rPr>
-              <w:t xml:space="preserve"/>
+              <w:t xml:space="preserve">2023.04</w:t>
             </w:r>
           </w:p>
         </w:tc>
@@ -792,7 +792,7 @@
                 <w:sz w:val="20"/>
                 <w:szCs w:val="20"/>
               </w:rPr>
-              <w:t xml:space="preserve">2023.04 010-4567-8901</w:t>
+              <w:t xml:space="preserve">010-4567-8901</w:t>
             </w:r>
           </w:p>
         </w:tc>
@@ -807,7 +807,7 @@
                 <w:sz w:val="20"/>
                 <w:szCs w:val="20"/>
               </w:rPr>
-              <w:t xml:space="preserve"/>
+              <w:t xml:space="preserve">choi@d.co</w:t>
             </w:r>
           </w:p>
         </w:tc>
@@ -822,21 +822,6 @@
                 <w:sz w:val="20"/>
                 <w:szCs w:val="20"/>
               </w:rPr>
-              <w:t xml:space="preserve">choi@d.co</w:t>
-            </w:r>
-          </w:p>
-        </w:tc>
-        <w:tc>
-          <w:tcPr>
-            <w:tcW w:type="dxa" w:w="700"/>
-          </w:tcPr>
-          <w:p>
-            <w:r>
-              <w:rPr>
-                <w:color w:val="000000"/>
-                <w:sz w:val="20"/>
-                <w:szCs w:val="20"/>
-              </w:rPr>
               <w:t xml:space="preserve">4200</w:t>
             </w:r>
           </w:p>
@@ -852,7 +837,22 @@
                 <w:sz w:val="20"/>
                 <w:szCs w:val="20"/>
               </w:rPr>
-              <w:t xml:space="preserve">B 양호</w:t>
+              <w:t xml:space="preserve">B</w:t>
+            </w:r>
+          </w:p>
+        </w:tc>
+        <w:tc>
+          <w:tcPr>
+            <w:tcW w:type="dxa" w:w="700"/>
+          </w:tcPr>
+          <w:p>
+            <w:r>
+              <w:rPr>
+                <w:color w:val="000000"/>
+                <w:sz w:val="20"/>
+                <w:szCs w:val="20"/>
+              </w:rPr>
+              <w:t xml:space="preserve">양호</w:t>
             </w:r>
           </w:p>
         </w:tc>
@@ -884,7 +884,7 @@
                 <w:sz w:val="20"/>
                 <w:szCs w:val="20"/>
               </w:rPr>
-              <w:t xml:space="preserve"/>
+              <w:t xml:space="preserve">005</w:t>
             </w:r>
           </w:p>
         </w:tc>
@@ -899,7 +899,7 @@
                 <w:sz w:val="20"/>
                 <w:szCs w:val="20"/>
               </w:rPr>
-              <w:t xml:space="preserve">005 정한솔</w:t>
+              <w:t xml:space="preserve">정한솔</w:t>
             </w:r>
           </w:p>
         </w:tc>
@@ -944,7 +944,7 @@
                 <w:sz w:val="20"/>
                 <w:szCs w:val="20"/>
               </w:rPr>
-              <w:t xml:space="preserve"/>
+              <w:t xml:space="preserve">2015.01</w:t>
             </w:r>
           </w:p>
         </w:tc>
@@ -959,7 +959,7 @@
                 <w:sz w:val="20"/>
                 <w:szCs w:val="20"/>
               </w:rPr>
-              <w:t xml:space="preserve">2015.01 010-5678-9012</w:t>
+              <w:t xml:space="preserve">010-5678-9012</w:t>
             </w:r>
           </w:p>
         </w:tc>
@@ -974,7 +974,7 @@
                 <w:sz w:val="20"/>
                 <w:szCs w:val="20"/>
               </w:rPr>
-              <w:t xml:space="preserve"/>
+              <w:t xml:space="preserve">jeong@e.co</w:t>
             </w:r>
           </w:p>
         </w:tc>
@@ -989,21 +989,6 @@
                 <w:sz w:val="20"/>
                 <w:szCs w:val="20"/>
               </w:rPr>
-              <w:t xml:space="preserve">jeong@e.co</w:t>
-            </w:r>
-          </w:p>
-        </w:tc>
-        <w:tc>
-          <w:tcPr>
-            <w:tcW w:type="dxa" w:w="700"/>
-          </w:tcPr>
-          <w:p>
-            <w:r>
-              <w:rPr>
-                <w:color w:val="000000"/>
-                <w:sz w:val="20"/>
-                <w:szCs w:val="20"/>
-              </w:rPr>
               <w:t xml:space="preserve">9500</w:t>
             </w:r>
           </w:p>
@@ -1019,7 +1004,22 @@
                 <w:sz w:val="20"/>
                 <w:szCs w:val="20"/>
               </w:rPr>
-              <w:t xml:space="preserve">A+ 우수</w:t>
+              <w:t xml:space="preserve">A+</w:t>
+            </w:r>
+          </w:p>
+        </w:tc>
+        <w:tc>
+          <w:tcPr>
+            <w:tcW w:type="dxa" w:w="700"/>
+          </w:tcPr>
+          <w:p>
+            <w:r>
+              <w:rPr>
+                <w:color w:val="000000"/>
+                <w:sz w:val="20"/>
+                <w:szCs w:val="20"/>
+              </w:rPr>
+              <w:t xml:space="preserve">우수</w:t>
             </w:r>
           </w:p>
         </w:tc>

--- a/test/out_accuracy/4_compact_converted.docx
+++ b/test/out_accuracy/4_compact_converted.docx
@@ -4,7 +4,7 @@
   <w:body>
     <w:tbl>
       <w:tblPr>
-        <w:tblW w:type="pct" w:w="100%"/>
+        <w:tblW w:type="dxa" w:w="11030"/>
         <w:tblBorders>
           <w:top w:val="single" w:color="888888" w:sz="4"/>
           <w:left w:val="single" w:color="888888" w:sz="4"/>
@@ -15,30 +15,39 @@
         </w:tblBorders>
       </w:tblPr>
       <w:tblGrid>
-        <w:gridCol w:w="700"/>
-        <w:gridCol w:w="882"/>
-        <w:gridCol w:w="962"/>
-        <w:gridCol w:w="700"/>
-        <w:gridCol w:w="802"/>
-        <w:gridCol w:w="1283"/>
-        <w:gridCol w:w="1283"/>
-        <w:gridCol w:w="882"/>
-        <w:gridCol w:w="700"/>
-        <w:gridCol w:w="700"/>
-        <w:gridCol w:w="700"/>
+        <w:gridCol w:w="800"/>
+        <w:gridCol w:w="860"/>
+        <w:gridCol w:w="970"/>
+        <w:gridCol w:w="800"/>
+        <w:gridCol w:w="970"/>
+        <w:gridCol w:w="1630"/>
+        <w:gridCol w:w="1300"/>
+        <w:gridCol w:w="1300"/>
+        <w:gridCol w:w="800"/>
+        <w:gridCol w:w="800"/>
+        <w:gridCol w:w="800"/>
       </w:tblGrid>
       <w:tr>
         <w:tc>
           <w:tcPr>
-            <w:tcW w:type="dxa" w:w="700"/>
+            <w:tcW w:type="dxa" w:w="800"/>
             <w:shd w:fill="F0F0F0" w:color="auto" w:val="clear"/>
-          </w:tcPr>
-          <w:p>
-            <w:r>
-              <w:rPr>
-                <w:color w:val="000000"/>
-                <w:sz w:val="20"/>
-                <w:szCs w:val="20"/>
+            <w:tcMar>
+              <w:top w:type="dxa" w:w="50"/>
+              <w:left w:type="dxa" w:w="80"/>
+              <w:bottom w:type="dxa" w:w="50"/>
+              <w:right w:type="dxa" w:w="80"/>
+            </w:tcMar>
+          </w:tcPr>
+          <w:p>
+            <w:pPr>
+              <w:spacing w:after="0" w:before="0"/>
+            </w:pPr>
+            <w:r>
+              <w:rPr>
+                <w:color w:val="000000"/>
+                <w:sz w:val="18"/>
+                <w:szCs w:val="18"/>
               </w:rPr>
               <w:t xml:space="preserve">ID</w:t>
             </w:r>
@@ -46,15 +55,24 @@
         </w:tc>
         <w:tc>
           <w:tcPr>
-            <w:tcW w:type="dxa" w:w="882"/>
+            <w:tcW w:type="dxa" w:w="860"/>
             <w:shd w:fill="F0F0F0" w:color="auto" w:val="clear"/>
-          </w:tcPr>
-          <w:p>
-            <w:r>
-              <w:rPr>
-                <w:color w:val="000000"/>
-                <w:sz w:val="20"/>
-                <w:szCs w:val="20"/>
+            <w:tcMar>
+              <w:top w:type="dxa" w:w="50"/>
+              <w:left w:type="dxa" w:w="80"/>
+              <w:bottom w:type="dxa" w:w="50"/>
+              <w:right w:type="dxa" w:w="80"/>
+            </w:tcMar>
+          </w:tcPr>
+          <w:p>
+            <w:pPr>
+              <w:spacing w:after="0" w:before="0"/>
+            </w:pPr>
+            <w:r>
+              <w:rPr>
+                <w:color w:val="000000"/>
+                <w:sz w:val="18"/>
+                <w:szCs w:val="18"/>
               </w:rPr>
               <w:t xml:space="preserve">이름</w:t>
             </w:r>
@@ -62,15 +80,24 @@
         </w:tc>
         <w:tc>
           <w:tcPr>
-            <w:tcW w:type="dxa" w:w="962"/>
+            <w:tcW w:type="dxa" w:w="970"/>
             <w:shd w:fill="F0F0F0" w:color="auto" w:val="clear"/>
-          </w:tcPr>
-          <w:p>
-            <w:r>
-              <w:rPr>
-                <w:color w:val="000000"/>
-                <w:sz w:val="20"/>
-                <w:szCs w:val="20"/>
+            <w:tcMar>
+              <w:top w:type="dxa" w:w="50"/>
+              <w:left w:type="dxa" w:w="80"/>
+              <w:bottom w:type="dxa" w:w="50"/>
+              <w:right w:type="dxa" w:w="80"/>
+            </w:tcMar>
+          </w:tcPr>
+          <w:p>
+            <w:pPr>
+              <w:spacing w:after="0" w:before="0"/>
+            </w:pPr>
+            <w:r>
+              <w:rPr>
+                <w:color w:val="000000"/>
+                <w:sz w:val="18"/>
+                <w:szCs w:val="18"/>
               </w:rPr>
               <w:t xml:space="preserve">부서</w:t>
             </w:r>
@@ -78,15 +105,24 @@
         </w:tc>
         <w:tc>
           <w:tcPr>
-            <w:tcW w:type="dxa" w:w="700"/>
+            <w:tcW w:type="dxa" w:w="800"/>
             <w:shd w:fill="F0F0F0" w:color="auto" w:val="clear"/>
-          </w:tcPr>
-          <w:p>
-            <w:r>
-              <w:rPr>
-                <w:color w:val="000000"/>
-                <w:sz w:val="20"/>
-                <w:szCs w:val="20"/>
+            <w:tcMar>
+              <w:top w:type="dxa" w:w="50"/>
+              <w:left w:type="dxa" w:w="80"/>
+              <w:bottom w:type="dxa" w:w="50"/>
+              <w:right w:type="dxa" w:w="80"/>
+            </w:tcMar>
+          </w:tcPr>
+          <w:p>
+            <w:pPr>
+              <w:spacing w:after="0" w:before="0"/>
+            </w:pPr>
+            <w:r>
+              <w:rPr>
+                <w:color w:val="000000"/>
+                <w:sz w:val="18"/>
+                <w:szCs w:val="18"/>
               </w:rPr>
               <w:t xml:space="preserve">직급</w:t>
             </w:r>
@@ -94,15 +130,24 @@
         </w:tc>
         <w:tc>
           <w:tcPr>
-            <w:tcW w:type="dxa" w:w="802"/>
+            <w:tcW w:type="dxa" w:w="970"/>
             <w:shd w:fill="F0F0F0" w:color="auto" w:val="clear"/>
-          </w:tcPr>
-          <w:p>
-            <w:r>
-              <w:rPr>
-                <w:color w:val="000000"/>
-                <w:sz w:val="20"/>
-                <w:szCs w:val="20"/>
+            <w:tcMar>
+              <w:top w:type="dxa" w:w="50"/>
+              <w:left w:type="dxa" w:w="80"/>
+              <w:bottom w:type="dxa" w:w="50"/>
+              <w:right w:type="dxa" w:w="80"/>
+            </w:tcMar>
+          </w:tcPr>
+          <w:p>
+            <w:pPr>
+              <w:spacing w:after="0" w:before="0"/>
+            </w:pPr>
+            <w:r>
+              <w:rPr>
+                <w:color w:val="000000"/>
+                <w:sz w:val="18"/>
+                <w:szCs w:val="18"/>
               </w:rPr>
               <w:t xml:space="preserve">입사</w:t>
             </w:r>
@@ -110,15 +155,24 @@
         </w:tc>
         <w:tc>
           <w:tcPr>
-            <w:tcW w:type="dxa" w:w="1283"/>
+            <w:tcW w:type="dxa" w:w="1630"/>
             <w:shd w:fill="F0F0F0" w:color="auto" w:val="clear"/>
-          </w:tcPr>
-          <w:p>
-            <w:r>
-              <w:rPr>
-                <w:color w:val="000000"/>
-                <w:sz w:val="20"/>
-                <w:szCs w:val="20"/>
+            <w:tcMar>
+              <w:top w:type="dxa" w:w="50"/>
+              <w:left w:type="dxa" w:w="80"/>
+              <w:bottom w:type="dxa" w:w="50"/>
+              <w:right w:type="dxa" w:w="80"/>
+            </w:tcMar>
+          </w:tcPr>
+          <w:p>
+            <w:pPr>
+              <w:spacing w:after="0" w:before="0"/>
+            </w:pPr>
+            <w:r>
+              <w:rPr>
+                <w:color w:val="000000"/>
+                <w:sz w:val="18"/>
+                <w:szCs w:val="18"/>
               </w:rPr>
               <w:t xml:space="preserve">전화</w:t>
             </w:r>
@@ -126,15 +180,24 @@
         </w:tc>
         <w:tc>
           <w:tcPr>
-            <w:tcW w:type="dxa" w:w="1283"/>
+            <w:tcW w:type="dxa" w:w="1300"/>
             <w:shd w:fill="F0F0F0" w:color="auto" w:val="clear"/>
-          </w:tcPr>
-          <w:p>
-            <w:r>
-              <w:rPr>
-                <w:color w:val="000000"/>
-                <w:sz w:val="20"/>
-                <w:szCs w:val="20"/>
+            <w:tcMar>
+              <w:top w:type="dxa" w:w="50"/>
+              <w:left w:type="dxa" w:w="80"/>
+              <w:bottom w:type="dxa" w:w="50"/>
+              <w:right w:type="dxa" w:w="80"/>
+            </w:tcMar>
+          </w:tcPr>
+          <w:p>
+            <w:pPr>
+              <w:spacing w:after="0" w:before="0"/>
+            </w:pPr>
+            <w:r>
+              <w:rPr>
+                <w:color w:val="000000"/>
+                <w:sz w:val="18"/>
+                <w:szCs w:val="18"/>
               </w:rPr>
               <w:t xml:space="preserve">이메일</w:t>
             </w:r>
@@ -142,15 +205,24 @@
         </w:tc>
         <w:tc>
           <w:tcPr>
-            <w:tcW w:type="dxa" w:w="882"/>
+            <w:tcW w:type="dxa" w:w="1300"/>
             <w:shd w:fill="F0F0F0" w:color="auto" w:val="clear"/>
-          </w:tcPr>
-          <w:p>
-            <w:r>
-              <w:rPr>
-                <w:color w:val="000000"/>
-                <w:sz w:val="20"/>
-                <w:szCs w:val="20"/>
+            <w:tcMar>
+              <w:top w:type="dxa" w:w="50"/>
+              <w:left w:type="dxa" w:w="80"/>
+              <w:bottom w:type="dxa" w:w="50"/>
+              <w:right w:type="dxa" w:w="80"/>
+            </w:tcMar>
+          </w:tcPr>
+          <w:p>
+            <w:pPr>
+              <w:spacing w:after="0" w:before="0"/>
+            </w:pPr>
+            <w:r>
+              <w:rPr>
+                <w:color w:val="000000"/>
+                <w:sz w:val="18"/>
+                <w:szCs w:val="18"/>
               </w:rPr>
               <w:t xml:space="preserve">연봉(만원)</w:t>
             </w:r>
@@ -158,15 +230,24 @@
         </w:tc>
         <w:tc>
           <w:tcPr>
-            <w:tcW w:type="dxa" w:w="700"/>
+            <w:tcW w:type="dxa" w:w="800"/>
             <w:shd w:fill="F0F0F0" w:color="auto" w:val="clear"/>
-          </w:tcPr>
-          <w:p>
-            <w:r>
-              <w:rPr>
-                <w:color w:val="000000"/>
-                <w:sz w:val="20"/>
-                <w:szCs w:val="20"/>
+            <w:tcMar>
+              <w:top w:type="dxa" w:w="50"/>
+              <w:left w:type="dxa" w:w="80"/>
+              <w:bottom w:type="dxa" w:w="50"/>
+              <w:right w:type="dxa" w:w="80"/>
+            </w:tcMar>
+          </w:tcPr>
+          <w:p>
+            <w:pPr>
+              <w:spacing w:after="0" w:before="0"/>
+            </w:pPr>
+            <w:r>
+              <w:rPr>
+                <w:color w:val="000000"/>
+                <w:sz w:val="18"/>
+                <w:szCs w:val="18"/>
               </w:rPr>
               <w:t xml:space="preserve">평가</w:t>
             </w:r>
@@ -174,15 +255,24 @@
         </w:tc>
         <w:tc>
           <w:tcPr>
-            <w:tcW w:type="dxa" w:w="700"/>
+            <w:tcW w:type="dxa" w:w="800"/>
             <w:shd w:fill="F0F0F0" w:color="auto" w:val="clear"/>
-          </w:tcPr>
-          <w:p>
-            <w:r>
-              <w:rPr>
-                <w:color w:val="000000"/>
-                <w:sz w:val="20"/>
-                <w:szCs w:val="20"/>
+            <w:tcMar>
+              <w:top w:type="dxa" w:w="50"/>
+              <w:left w:type="dxa" w:w="80"/>
+              <w:bottom w:type="dxa" w:w="50"/>
+              <w:right w:type="dxa" w:w="80"/>
+            </w:tcMar>
+          </w:tcPr>
+          <w:p>
+            <w:pPr>
+              <w:spacing w:after="0" w:before="0"/>
+            </w:pPr>
+            <w:r>
+              <w:rPr>
+                <w:color w:val="000000"/>
+                <w:sz w:val="18"/>
+                <w:szCs w:val="18"/>
               </w:rPr>
               <w:t xml:space="preserve">비고</w:t>
             </w:r>
@@ -190,14 +280,23 @@
         </w:tc>
         <w:tc>
           <w:tcPr>
-            <w:tcW w:type="dxa" w:w="700"/>
-          </w:tcPr>
-          <w:p>
-            <w:r>
-              <w:rPr>
-                <w:color w:val="000000"/>
-                <w:sz w:val="20"/>
-                <w:szCs w:val="20"/>
+            <w:tcW w:type="dxa" w:w="800"/>
+            <w:tcMar>
+              <w:top w:type="dxa" w:w="50"/>
+              <w:left w:type="dxa" w:w="80"/>
+              <w:bottom w:type="dxa" w:w="50"/>
+              <w:right w:type="dxa" w:w="80"/>
+            </w:tcMar>
+          </w:tcPr>
+          <w:p>
+            <w:pPr>
+              <w:spacing w:after="0" w:before="0"/>
+            </w:pPr>
+            <w:r>
+              <w:rPr>
+                <w:color w:val="000000"/>
+                <w:sz w:val="18"/>
+                <w:szCs w:val="18"/>
               </w:rPr>
               <w:t xml:space="preserve"/>
             </w:r>
@@ -207,14 +306,23 @@
       <w:tr>
         <w:tc>
           <w:tcPr>
-            <w:tcW w:type="dxa" w:w="700"/>
-          </w:tcPr>
-          <w:p>
-            <w:r>
-              <w:rPr>
-                <w:color w:val="000000"/>
-                <w:sz w:val="20"/>
-                <w:szCs w:val="20"/>
+            <w:tcW w:type="dxa" w:w="800"/>
+            <w:tcMar>
+              <w:top w:type="dxa" w:w="50"/>
+              <w:left w:type="dxa" w:w="80"/>
+              <w:bottom w:type="dxa" w:w="50"/>
+              <w:right w:type="dxa" w:w="80"/>
+            </w:tcMar>
+          </w:tcPr>
+          <w:p>
+            <w:pPr>
+              <w:spacing w:after="0" w:before="0"/>
+            </w:pPr>
+            <w:r>
+              <w:rPr>
+                <w:color w:val="000000"/>
+                <w:sz w:val="18"/>
+                <w:szCs w:val="18"/>
               </w:rPr>
               <w:t xml:space="preserve">001</w:t>
             </w:r>
@@ -222,14 +330,23 @@
         </w:tc>
         <w:tc>
           <w:tcPr>
-            <w:tcW w:type="dxa" w:w="882"/>
-          </w:tcPr>
-          <w:p>
-            <w:r>
-              <w:rPr>
-                <w:color w:val="000000"/>
-                <w:sz w:val="20"/>
-                <w:szCs w:val="20"/>
+            <w:tcW w:type="dxa" w:w="860"/>
+            <w:tcMar>
+              <w:top w:type="dxa" w:w="50"/>
+              <w:left w:type="dxa" w:w="80"/>
+              <w:bottom w:type="dxa" w:w="50"/>
+              <w:right w:type="dxa" w:w="80"/>
+            </w:tcMar>
+          </w:tcPr>
+          <w:p>
+            <w:pPr>
+              <w:spacing w:after="0" w:before="0"/>
+            </w:pPr>
+            <w:r>
+              <w:rPr>
+                <w:color w:val="000000"/>
+                <w:sz w:val="18"/>
+                <w:szCs w:val="18"/>
               </w:rPr>
               <w:t xml:space="preserve">김철수</w:t>
             </w:r>
@@ -237,14 +354,23 @@
         </w:tc>
         <w:tc>
           <w:tcPr>
-            <w:tcW w:type="dxa" w:w="962"/>
-          </w:tcPr>
-          <w:p>
-            <w:r>
-              <w:rPr>
-                <w:color w:val="000000"/>
-                <w:sz w:val="20"/>
-                <w:szCs w:val="20"/>
+            <w:tcW w:type="dxa" w:w="970"/>
+            <w:tcMar>
+              <w:top w:type="dxa" w:w="50"/>
+              <w:left w:type="dxa" w:w="80"/>
+              <w:bottom w:type="dxa" w:w="50"/>
+              <w:right w:type="dxa" w:w="80"/>
+            </w:tcMar>
+          </w:tcPr>
+          <w:p>
+            <w:pPr>
+              <w:spacing w:after="0" w:before="0"/>
+            </w:pPr>
+            <w:r>
+              <w:rPr>
+                <w:color w:val="000000"/>
+                <w:sz w:val="18"/>
+                <w:szCs w:val="18"/>
               </w:rPr>
               <w:t xml:space="preserve">개발1팀</w:t>
             </w:r>
@@ -252,14 +378,23 @@
         </w:tc>
         <w:tc>
           <w:tcPr>
-            <w:tcW w:type="dxa" w:w="700"/>
-          </w:tcPr>
-          <w:p>
-            <w:r>
-              <w:rPr>
-                <w:color w:val="000000"/>
-                <w:sz w:val="20"/>
-                <w:szCs w:val="20"/>
+            <w:tcW w:type="dxa" w:w="800"/>
+            <w:tcMar>
+              <w:top w:type="dxa" w:w="50"/>
+              <w:left w:type="dxa" w:w="80"/>
+              <w:bottom w:type="dxa" w:w="50"/>
+              <w:right w:type="dxa" w:w="80"/>
+            </w:tcMar>
+          </w:tcPr>
+          <w:p>
+            <w:pPr>
+              <w:spacing w:after="0" w:before="0"/>
+            </w:pPr>
+            <w:r>
+              <w:rPr>
+                <w:color w:val="000000"/>
+                <w:sz w:val="18"/>
+                <w:szCs w:val="18"/>
               </w:rPr>
               <w:t xml:space="preserve">과장</w:t>
             </w:r>
@@ -267,14 +402,23 @@
         </w:tc>
         <w:tc>
           <w:tcPr>
-            <w:tcW w:type="dxa" w:w="802"/>
-          </w:tcPr>
-          <w:p>
-            <w:r>
-              <w:rPr>
-                <w:color w:val="000000"/>
-                <w:sz w:val="20"/>
-                <w:szCs w:val="20"/>
+            <w:tcW w:type="dxa" w:w="970"/>
+            <w:tcMar>
+              <w:top w:type="dxa" w:w="50"/>
+              <w:left w:type="dxa" w:w="80"/>
+              <w:bottom w:type="dxa" w:w="50"/>
+              <w:right w:type="dxa" w:w="80"/>
+            </w:tcMar>
+          </w:tcPr>
+          <w:p>
+            <w:pPr>
+              <w:spacing w:after="0" w:before="0"/>
+            </w:pPr>
+            <w:r>
+              <w:rPr>
+                <w:color w:val="000000"/>
+                <w:sz w:val="18"/>
+                <w:szCs w:val="18"/>
               </w:rPr>
               <w:t xml:space="preserve">2020.03</w:t>
             </w:r>
@@ -282,14 +426,23 @@
         </w:tc>
         <w:tc>
           <w:tcPr>
-            <w:tcW w:type="dxa" w:w="1283"/>
-          </w:tcPr>
-          <w:p>
-            <w:r>
-              <w:rPr>
-                <w:color w:val="000000"/>
-                <w:sz w:val="20"/>
-                <w:szCs w:val="20"/>
+            <w:tcW w:type="dxa" w:w="1630"/>
+            <w:tcMar>
+              <w:top w:type="dxa" w:w="50"/>
+              <w:left w:type="dxa" w:w="80"/>
+              <w:bottom w:type="dxa" w:w="50"/>
+              <w:right w:type="dxa" w:w="80"/>
+            </w:tcMar>
+          </w:tcPr>
+          <w:p>
+            <w:pPr>
+              <w:spacing w:after="0" w:before="0"/>
+            </w:pPr>
+            <w:r>
+              <w:rPr>
+                <w:color w:val="000000"/>
+                <w:sz w:val="18"/>
+                <w:szCs w:val="18"/>
               </w:rPr>
               <w:t xml:space="preserve">010-1234-5678</w:t>
             </w:r>
@@ -297,14 +450,23 @@
         </w:tc>
         <w:tc>
           <w:tcPr>
-            <w:tcW w:type="dxa" w:w="1283"/>
-          </w:tcPr>
-          <w:p>
-            <w:r>
-              <w:rPr>
-                <w:color w:val="000000"/>
-                <w:sz w:val="20"/>
-                <w:szCs w:val="20"/>
+            <w:tcW w:type="dxa" w:w="1300"/>
+            <w:tcMar>
+              <w:top w:type="dxa" w:w="50"/>
+              <w:left w:type="dxa" w:w="80"/>
+              <w:bottom w:type="dxa" w:w="50"/>
+              <w:right w:type="dxa" w:w="80"/>
+            </w:tcMar>
+          </w:tcPr>
+          <w:p>
+            <w:pPr>
+              <w:spacing w:after="0" w:before="0"/>
+            </w:pPr>
+            <w:r>
+              <w:rPr>
+                <w:color w:val="000000"/>
+                <w:sz w:val="18"/>
+                <w:szCs w:val="18"/>
               </w:rPr>
               <w:t xml:space="preserve">kim@a.co</w:t>
             </w:r>
@@ -312,14 +474,23 @@
         </w:tc>
         <w:tc>
           <w:tcPr>
-            <w:tcW w:type="dxa" w:w="882"/>
-          </w:tcPr>
-          <w:p>
-            <w:r>
-              <w:rPr>
-                <w:color w:val="000000"/>
-                <w:sz w:val="20"/>
-                <w:szCs w:val="20"/>
+            <w:tcW w:type="dxa" w:w="1300"/>
+            <w:tcMar>
+              <w:top w:type="dxa" w:w="50"/>
+              <w:left w:type="dxa" w:w="80"/>
+              <w:bottom w:type="dxa" w:w="50"/>
+              <w:right w:type="dxa" w:w="80"/>
+            </w:tcMar>
+          </w:tcPr>
+          <w:p>
+            <w:pPr>
+              <w:spacing w:after="0" w:before="0"/>
+            </w:pPr>
+            <w:r>
+              <w:rPr>
+                <w:color w:val="000000"/>
+                <w:sz w:val="18"/>
+                <w:szCs w:val="18"/>
               </w:rPr>
               <w:t xml:space="preserve">7500</w:t>
             </w:r>
@@ -327,14 +498,23 @@
         </w:tc>
         <w:tc>
           <w:tcPr>
-            <w:tcW w:type="dxa" w:w="700"/>
-          </w:tcPr>
-          <w:p>
-            <w:r>
-              <w:rPr>
-                <w:color w:val="000000"/>
-                <w:sz w:val="20"/>
-                <w:szCs w:val="20"/>
+            <w:tcW w:type="dxa" w:w="800"/>
+            <w:tcMar>
+              <w:top w:type="dxa" w:w="50"/>
+              <w:left w:type="dxa" w:w="80"/>
+              <w:bottom w:type="dxa" w:w="50"/>
+              <w:right w:type="dxa" w:w="80"/>
+            </w:tcMar>
+          </w:tcPr>
+          <w:p>
+            <w:pPr>
+              <w:spacing w:after="0" w:before="0"/>
+            </w:pPr>
+            <w:r>
+              <w:rPr>
+                <w:color w:val="000000"/>
+                <w:sz w:val="18"/>
+                <w:szCs w:val="18"/>
               </w:rPr>
               <w:t xml:space="preserve">A</w:t>
             </w:r>
@@ -342,14 +522,23 @@
         </w:tc>
         <w:tc>
           <w:tcPr>
-            <w:tcW w:type="dxa" w:w="700"/>
-          </w:tcPr>
-          <w:p>
-            <w:r>
-              <w:rPr>
-                <w:color w:val="000000"/>
-                <w:sz w:val="20"/>
-                <w:szCs w:val="20"/>
+            <w:tcW w:type="dxa" w:w="800"/>
+            <w:tcMar>
+              <w:top w:type="dxa" w:w="50"/>
+              <w:left w:type="dxa" w:w="80"/>
+              <w:bottom w:type="dxa" w:w="50"/>
+              <w:right w:type="dxa" w:w="80"/>
+            </w:tcMar>
+          </w:tcPr>
+          <w:p>
+            <w:pPr>
+              <w:spacing w:after="0" w:before="0"/>
+            </w:pPr>
+            <w:r>
+              <w:rPr>
+                <w:color w:val="000000"/>
+                <w:sz w:val="18"/>
+                <w:szCs w:val="18"/>
               </w:rPr>
               <w:t xml:space="preserve">우수</w:t>
             </w:r>
@@ -357,14 +546,23 @@
         </w:tc>
         <w:tc>
           <w:tcPr>
-            <w:tcW w:type="dxa" w:w="700"/>
-          </w:tcPr>
-          <w:p>
-            <w:r>
-              <w:rPr>
-                <w:color w:val="000000"/>
-                <w:sz w:val="20"/>
-                <w:szCs w:val="20"/>
+            <w:tcW w:type="dxa" w:w="800"/>
+            <w:tcMar>
+              <w:top w:type="dxa" w:w="50"/>
+              <w:left w:type="dxa" w:w="80"/>
+              <w:bottom w:type="dxa" w:w="50"/>
+              <w:right w:type="dxa" w:w="80"/>
+            </w:tcMar>
+          </w:tcPr>
+          <w:p>
+            <w:pPr>
+              <w:spacing w:after="0" w:before="0"/>
+            </w:pPr>
+            <w:r>
+              <w:rPr>
+                <w:color w:val="000000"/>
+                <w:sz w:val="18"/>
+                <w:szCs w:val="18"/>
               </w:rPr>
               <w:t xml:space="preserve"/>
             </w:r>
@@ -374,14 +572,23 @@
       <w:tr>
         <w:tc>
           <w:tcPr>
-            <w:tcW w:type="dxa" w:w="700"/>
-          </w:tcPr>
-          <w:p>
-            <w:r>
-              <w:rPr>
-                <w:color w:val="000000"/>
-                <w:sz w:val="20"/>
-                <w:szCs w:val="20"/>
+            <w:tcW w:type="dxa" w:w="800"/>
+            <w:tcMar>
+              <w:top w:type="dxa" w:w="50"/>
+              <w:left w:type="dxa" w:w="80"/>
+              <w:bottom w:type="dxa" w:w="50"/>
+              <w:right w:type="dxa" w:w="80"/>
+            </w:tcMar>
+          </w:tcPr>
+          <w:p>
+            <w:pPr>
+              <w:spacing w:after="0" w:before="0"/>
+            </w:pPr>
+            <w:r>
+              <w:rPr>
+                <w:color w:val="000000"/>
+                <w:sz w:val="18"/>
+                <w:szCs w:val="18"/>
               </w:rPr>
               <w:t xml:space="preserve">002</w:t>
             </w:r>
@@ -389,14 +596,23 @@
         </w:tc>
         <w:tc>
           <w:tcPr>
-            <w:tcW w:type="dxa" w:w="882"/>
-          </w:tcPr>
-          <w:p>
-            <w:r>
-              <w:rPr>
-                <w:color w:val="000000"/>
-                <w:sz w:val="20"/>
-                <w:szCs w:val="20"/>
+            <w:tcW w:type="dxa" w:w="860"/>
+            <w:tcMar>
+              <w:top w:type="dxa" w:w="50"/>
+              <w:left w:type="dxa" w:w="80"/>
+              <w:bottom w:type="dxa" w:w="50"/>
+              <w:right w:type="dxa" w:w="80"/>
+            </w:tcMar>
+          </w:tcPr>
+          <w:p>
+            <w:pPr>
+              <w:spacing w:after="0" w:before="0"/>
+            </w:pPr>
+            <w:r>
+              <w:rPr>
+                <w:color w:val="000000"/>
+                <w:sz w:val="18"/>
+                <w:szCs w:val="18"/>
               </w:rPr>
               <w:t xml:space="preserve">이영희</w:t>
             </w:r>
@@ -404,14 +620,23 @@
         </w:tc>
         <w:tc>
           <w:tcPr>
-            <w:tcW w:type="dxa" w:w="962"/>
-          </w:tcPr>
-          <w:p>
-            <w:r>
-              <w:rPr>
-                <w:color w:val="000000"/>
-                <w:sz w:val="20"/>
-                <w:szCs w:val="20"/>
+            <w:tcW w:type="dxa" w:w="970"/>
+            <w:tcMar>
+              <w:top w:type="dxa" w:w="50"/>
+              <w:left w:type="dxa" w:w="80"/>
+              <w:bottom w:type="dxa" w:w="50"/>
+              <w:right w:type="dxa" w:w="80"/>
+            </w:tcMar>
+          </w:tcPr>
+          <w:p>
+            <w:pPr>
+              <w:spacing w:after="0" w:before="0"/>
+            </w:pPr>
+            <w:r>
+              <w:rPr>
+                <w:color w:val="000000"/>
+                <w:sz w:val="18"/>
+                <w:szCs w:val="18"/>
               </w:rPr>
               <w:t xml:space="preserve">개발2팀</w:t>
             </w:r>
@@ -419,14 +644,23 @@
         </w:tc>
         <w:tc>
           <w:tcPr>
-            <w:tcW w:type="dxa" w:w="700"/>
-          </w:tcPr>
-          <w:p>
-            <w:r>
-              <w:rPr>
-                <w:color w:val="000000"/>
-                <w:sz w:val="20"/>
-                <w:szCs w:val="20"/>
+            <w:tcW w:type="dxa" w:w="800"/>
+            <w:tcMar>
+              <w:top w:type="dxa" w:w="50"/>
+              <w:left w:type="dxa" w:w="80"/>
+              <w:bottom w:type="dxa" w:w="50"/>
+              <w:right w:type="dxa" w:w="80"/>
+            </w:tcMar>
+          </w:tcPr>
+          <w:p>
+            <w:pPr>
+              <w:spacing w:after="0" w:before="0"/>
+            </w:pPr>
+            <w:r>
+              <w:rPr>
+                <w:color w:val="000000"/>
+                <w:sz w:val="18"/>
+                <w:szCs w:val="18"/>
               </w:rPr>
               <w:t xml:space="preserve">대리</w:t>
             </w:r>
@@ -434,14 +668,23 @@
         </w:tc>
         <w:tc>
           <w:tcPr>
-            <w:tcW w:type="dxa" w:w="802"/>
-          </w:tcPr>
-          <w:p>
-            <w:r>
-              <w:rPr>
-                <w:color w:val="000000"/>
-                <w:sz w:val="20"/>
-                <w:szCs w:val="20"/>
+            <w:tcW w:type="dxa" w:w="970"/>
+            <w:tcMar>
+              <w:top w:type="dxa" w:w="50"/>
+              <w:left w:type="dxa" w:w="80"/>
+              <w:bottom w:type="dxa" w:w="50"/>
+              <w:right w:type="dxa" w:w="80"/>
+            </w:tcMar>
+          </w:tcPr>
+          <w:p>
+            <w:pPr>
+              <w:spacing w:after="0" w:before="0"/>
+            </w:pPr>
+            <w:r>
+              <w:rPr>
+                <w:color w:val="000000"/>
+                <w:sz w:val="18"/>
+                <w:szCs w:val="18"/>
               </w:rPr>
               <w:t xml:space="preserve">2021.07</w:t>
             </w:r>
@@ -449,14 +692,23 @@
         </w:tc>
         <w:tc>
           <w:tcPr>
-            <w:tcW w:type="dxa" w:w="1283"/>
-          </w:tcPr>
-          <w:p>
-            <w:r>
-              <w:rPr>
-                <w:color w:val="000000"/>
-                <w:sz w:val="20"/>
-                <w:szCs w:val="20"/>
+            <w:tcW w:type="dxa" w:w="1630"/>
+            <w:tcMar>
+              <w:top w:type="dxa" w:w="50"/>
+              <w:left w:type="dxa" w:w="80"/>
+              <w:bottom w:type="dxa" w:w="50"/>
+              <w:right w:type="dxa" w:w="80"/>
+            </w:tcMar>
+          </w:tcPr>
+          <w:p>
+            <w:pPr>
+              <w:spacing w:after="0" w:before="0"/>
+            </w:pPr>
+            <w:r>
+              <w:rPr>
+                <w:color w:val="000000"/>
+                <w:sz w:val="18"/>
+                <w:szCs w:val="18"/>
               </w:rPr>
               <w:t xml:space="preserve">010-2345-6789</w:t>
             </w:r>
@@ -464,14 +716,23 @@
         </w:tc>
         <w:tc>
           <w:tcPr>
-            <w:tcW w:type="dxa" w:w="1283"/>
-          </w:tcPr>
-          <w:p>
-            <w:r>
-              <w:rPr>
-                <w:color w:val="000000"/>
-                <w:sz w:val="20"/>
-                <w:szCs w:val="20"/>
+            <w:tcW w:type="dxa" w:w="1300"/>
+            <w:tcMar>
+              <w:top w:type="dxa" w:w="50"/>
+              <w:left w:type="dxa" w:w="80"/>
+              <w:bottom w:type="dxa" w:w="50"/>
+              <w:right w:type="dxa" w:w="80"/>
+            </w:tcMar>
+          </w:tcPr>
+          <w:p>
+            <w:pPr>
+              <w:spacing w:after="0" w:before="0"/>
+            </w:pPr>
+            <w:r>
+              <w:rPr>
+                <w:color w:val="000000"/>
+                <w:sz w:val="18"/>
+                <w:szCs w:val="18"/>
               </w:rPr>
               <w:t xml:space="preserve">lee@b.co</w:t>
             </w:r>
@@ -479,14 +740,23 @@
         </w:tc>
         <w:tc>
           <w:tcPr>
-            <w:tcW w:type="dxa" w:w="882"/>
-          </w:tcPr>
-          <w:p>
-            <w:r>
-              <w:rPr>
-                <w:color w:val="000000"/>
-                <w:sz w:val="20"/>
-                <w:szCs w:val="20"/>
+            <w:tcW w:type="dxa" w:w="1300"/>
+            <w:tcMar>
+              <w:top w:type="dxa" w:w="50"/>
+              <w:left w:type="dxa" w:w="80"/>
+              <w:bottom w:type="dxa" w:w="50"/>
+              <w:right w:type="dxa" w:w="80"/>
+            </w:tcMar>
+          </w:tcPr>
+          <w:p>
+            <w:pPr>
+              <w:spacing w:after="0" w:before="0"/>
+            </w:pPr>
+            <w:r>
+              <w:rPr>
+                <w:color w:val="000000"/>
+                <w:sz w:val="18"/>
+                <w:szCs w:val="18"/>
               </w:rPr>
               <w:t xml:space="preserve">5800</w:t>
             </w:r>
@@ -494,14 +764,23 @@
         </w:tc>
         <w:tc>
           <w:tcPr>
-            <w:tcW w:type="dxa" w:w="700"/>
-          </w:tcPr>
-          <w:p>
-            <w:r>
-              <w:rPr>
-                <w:color w:val="000000"/>
-                <w:sz w:val="20"/>
-                <w:szCs w:val="20"/>
+            <w:tcW w:type="dxa" w:w="800"/>
+            <w:tcMar>
+              <w:top w:type="dxa" w:w="50"/>
+              <w:left w:type="dxa" w:w="80"/>
+              <w:bottom w:type="dxa" w:w="50"/>
+              <w:right w:type="dxa" w:w="80"/>
+            </w:tcMar>
+          </w:tcPr>
+          <w:p>
+            <w:pPr>
+              <w:spacing w:after="0" w:before="0"/>
+            </w:pPr>
+            <w:r>
+              <w:rPr>
+                <w:color w:val="000000"/>
+                <w:sz w:val="18"/>
+                <w:szCs w:val="18"/>
               </w:rPr>
               <w:t xml:space="preserve">B+</w:t>
             </w:r>
@@ -509,14 +788,23 @@
         </w:tc>
         <w:tc>
           <w:tcPr>
-            <w:tcW w:type="dxa" w:w="700"/>
-          </w:tcPr>
-          <w:p>
-            <w:r>
-              <w:rPr>
-                <w:color w:val="000000"/>
-                <w:sz w:val="20"/>
-                <w:szCs w:val="20"/>
+            <w:tcW w:type="dxa" w:w="800"/>
+            <w:tcMar>
+              <w:top w:type="dxa" w:w="50"/>
+              <w:left w:type="dxa" w:w="80"/>
+              <w:bottom w:type="dxa" w:w="50"/>
+              <w:right w:type="dxa" w:w="80"/>
+            </w:tcMar>
+          </w:tcPr>
+          <w:p>
+            <w:pPr>
+              <w:spacing w:after="0" w:before="0"/>
+            </w:pPr>
+            <w:r>
+              <w:rPr>
+                <w:color w:val="000000"/>
+                <w:sz w:val="18"/>
+                <w:szCs w:val="18"/>
               </w:rPr>
               <w:t xml:space="preserve">평균</w:t>
             </w:r>
@@ -524,14 +812,23 @@
         </w:tc>
         <w:tc>
           <w:tcPr>
-            <w:tcW w:type="dxa" w:w="700"/>
-          </w:tcPr>
-          <w:p>
-            <w:r>
-              <w:rPr>
-                <w:color w:val="000000"/>
-                <w:sz w:val="20"/>
-                <w:szCs w:val="20"/>
+            <w:tcW w:type="dxa" w:w="800"/>
+            <w:tcMar>
+              <w:top w:type="dxa" w:w="50"/>
+              <w:left w:type="dxa" w:w="80"/>
+              <w:bottom w:type="dxa" w:w="50"/>
+              <w:right w:type="dxa" w:w="80"/>
+            </w:tcMar>
+          </w:tcPr>
+          <w:p>
+            <w:pPr>
+              <w:spacing w:after="0" w:before="0"/>
+            </w:pPr>
+            <w:r>
+              <w:rPr>
+                <w:color w:val="000000"/>
+                <w:sz w:val="18"/>
+                <w:szCs w:val="18"/>
               </w:rPr>
               <w:t xml:space="preserve"/>
             </w:r>
@@ -541,14 +838,23 @@
       <w:tr>
         <w:tc>
           <w:tcPr>
-            <w:tcW w:type="dxa" w:w="700"/>
-          </w:tcPr>
-          <w:p>
-            <w:r>
-              <w:rPr>
-                <w:color w:val="000000"/>
-                <w:sz w:val="20"/>
-                <w:szCs w:val="20"/>
+            <w:tcW w:type="dxa" w:w="800"/>
+            <w:tcMar>
+              <w:top w:type="dxa" w:w="50"/>
+              <w:left w:type="dxa" w:w="80"/>
+              <w:bottom w:type="dxa" w:w="50"/>
+              <w:right w:type="dxa" w:w="80"/>
+            </w:tcMar>
+          </w:tcPr>
+          <w:p>
+            <w:pPr>
+              <w:spacing w:after="0" w:before="0"/>
+            </w:pPr>
+            <w:r>
+              <w:rPr>
+                <w:color w:val="000000"/>
+                <w:sz w:val="18"/>
+                <w:szCs w:val="18"/>
               </w:rPr>
               <w:t xml:space="preserve">003</w:t>
             </w:r>
@@ -556,14 +862,23 @@
         </w:tc>
         <w:tc>
           <w:tcPr>
-            <w:tcW w:type="dxa" w:w="882"/>
-          </w:tcPr>
-          <w:p>
-            <w:r>
-              <w:rPr>
-                <w:color w:val="000000"/>
-                <w:sz w:val="20"/>
-                <w:szCs w:val="20"/>
+            <w:tcW w:type="dxa" w:w="860"/>
+            <w:tcMar>
+              <w:top w:type="dxa" w:w="50"/>
+              <w:left w:type="dxa" w:w="80"/>
+              <w:bottom w:type="dxa" w:w="50"/>
+              <w:right w:type="dxa" w:w="80"/>
+            </w:tcMar>
+          </w:tcPr>
+          <w:p>
+            <w:pPr>
+              <w:spacing w:after="0" w:before="0"/>
+            </w:pPr>
+            <w:r>
+              <w:rPr>
+                <w:color w:val="000000"/>
+                <w:sz w:val="18"/>
+                <w:szCs w:val="18"/>
               </w:rPr>
               <w:t xml:space="preserve">박민수</w:t>
             </w:r>
@@ -571,14 +886,23 @@
         </w:tc>
         <w:tc>
           <w:tcPr>
-            <w:tcW w:type="dxa" w:w="962"/>
-          </w:tcPr>
-          <w:p>
-            <w:r>
-              <w:rPr>
-                <w:color w:val="000000"/>
-                <w:sz w:val="20"/>
-                <w:szCs w:val="20"/>
+            <w:tcW w:type="dxa" w:w="970"/>
+            <w:tcMar>
+              <w:top w:type="dxa" w:w="50"/>
+              <w:left w:type="dxa" w:w="80"/>
+              <w:bottom w:type="dxa" w:w="50"/>
+              <w:right w:type="dxa" w:w="80"/>
+            </w:tcMar>
+          </w:tcPr>
+          <w:p>
+            <w:pPr>
+              <w:spacing w:after="0" w:before="0"/>
+            </w:pPr>
+            <w:r>
+              <w:rPr>
+                <w:color w:val="000000"/>
+                <w:sz w:val="18"/>
+                <w:szCs w:val="18"/>
               </w:rPr>
               <w:t xml:space="preserve">기획팀</w:t>
             </w:r>
@@ -586,14 +910,23 @@
         </w:tc>
         <w:tc>
           <w:tcPr>
-            <w:tcW w:type="dxa" w:w="700"/>
-          </w:tcPr>
-          <w:p>
-            <w:r>
-              <w:rPr>
-                <w:color w:val="000000"/>
-                <w:sz w:val="20"/>
-                <w:szCs w:val="20"/>
+            <w:tcW w:type="dxa" w:w="800"/>
+            <w:tcMar>
+              <w:top w:type="dxa" w:w="50"/>
+              <w:left w:type="dxa" w:w="80"/>
+              <w:bottom w:type="dxa" w:w="50"/>
+              <w:right w:type="dxa" w:w="80"/>
+            </w:tcMar>
+          </w:tcPr>
+          <w:p>
+            <w:pPr>
+              <w:spacing w:after="0" w:before="0"/>
+            </w:pPr>
+            <w:r>
+              <w:rPr>
+                <w:color w:val="000000"/>
+                <w:sz w:val="18"/>
+                <w:szCs w:val="18"/>
               </w:rPr>
               <w:t xml:space="preserve">차장</w:t>
             </w:r>
@@ -601,14 +934,23 @@
         </w:tc>
         <w:tc>
           <w:tcPr>
-            <w:tcW w:type="dxa" w:w="802"/>
-          </w:tcPr>
-          <w:p>
-            <w:r>
-              <w:rPr>
-                <w:color w:val="000000"/>
-                <w:sz w:val="20"/>
-                <w:szCs w:val="20"/>
+            <w:tcW w:type="dxa" w:w="970"/>
+            <w:tcMar>
+              <w:top w:type="dxa" w:w="50"/>
+              <w:left w:type="dxa" w:w="80"/>
+              <w:bottom w:type="dxa" w:w="50"/>
+              <w:right w:type="dxa" w:w="80"/>
+            </w:tcMar>
+          </w:tcPr>
+          <w:p>
+            <w:pPr>
+              <w:spacing w:after="0" w:before="0"/>
+            </w:pPr>
+            <w:r>
+              <w:rPr>
+                <w:color w:val="000000"/>
+                <w:sz w:val="18"/>
+                <w:szCs w:val="18"/>
               </w:rPr>
               <w:t xml:space="preserve">2018.10</w:t>
             </w:r>
@@ -616,14 +958,23 @@
         </w:tc>
         <w:tc>
           <w:tcPr>
-            <w:tcW w:type="dxa" w:w="1283"/>
-          </w:tcPr>
-          <w:p>
-            <w:r>
-              <w:rPr>
-                <w:color w:val="000000"/>
-                <w:sz w:val="20"/>
-                <w:szCs w:val="20"/>
+            <w:tcW w:type="dxa" w:w="1630"/>
+            <w:tcMar>
+              <w:top w:type="dxa" w:w="50"/>
+              <w:left w:type="dxa" w:w="80"/>
+              <w:bottom w:type="dxa" w:w="50"/>
+              <w:right w:type="dxa" w:w="80"/>
+            </w:tcMar>
+          </w:tcPr>
+          <w:p>
+            <w:pPr>
+              <w:spacing w:after="0" w:before="0"/>
+            </w:pPr>
+            <w:r>
+              <w:rPr>
+                <w:color w:val="000000"/>
+                <w:sz w:val="18"/>
+                <w:szCs w:val="18"/>
               </w:rPr>
               <w:t xml:space="preserve">010-3456-7890</w:t>
             </w:r>
@@ -631,14 +982,23 @@
         </w:tc>
         <w:tc>
           <w:tcPr>
-            <w:tcW w:type="dxa" w:w="1283"/>
-          </w:tcPr>
-          <w:p>
-            <w:r>
-              <w:rPr>
-                <w:color w:val="000000"/>
-                <w:sz w:val="20"/>
-                <w:szCs w:val="20"/>
+            <w:tcW w:type="dxa" w:w="1300"/>
+            <w:tcMar>
+              <w:top w:type="dxa" w:w="50"/>
+              <w:left w:type="dxa" w:w="80"/>
+              <w:bottom w:type="dxa" w:w="50"/>
+              <w:right w:type="dxa" w:w="80"/>
+            </w:tcMar>
+          </w:tcPr>
+          <w:p>
+            <w:pPr>
+              <w:spacing w:after="0" w:before="0"/>
+            </w:pPr>
+            <w:r>
+              <w:rPr>
+                <w:color w:val="000000"/>
+                <w:sz w:val="18"/>
+                <w:szCs w:val="18"/>
               </w:rPr>
               <w:t xml:space="preserve">park@c.co</w:t>
             </w:r>
@@ -646,14 +1006,23 @@
         </w:tc>
         <w:tc>
           <w:tcPr>
-            <w:tcW w:type="dxa" w:w="882"/>
-          </w:tcPr>
-          <w:p>
-            <w:r>
-              <w:rPr>
-                <w:color w:val="000000"/>
-                <w:sz w:val="20"/>
-                <w:szCs w:val="20"/>
+            <w:tcW w:type="dxa" w:w="1300"/>
+            <w:tcMar>
+              <w:top w:type="dxa" w:w="50"/>
+              <w:left w:type="dxa" w:w="80"/>
+              <w:bottom w:type="dxa" w:w="50"/>
+              <w:right w:type="dxa" w:w="80"/>
+            </w:tcMar>
+          </w:tcPr>
+          <w:p>
+            <w:pPr>
+              <w:spacing w:after="0" w:before="0"/>
+            </w:pPr>
+            <w:r>
+              <w:rPr>
+                <w:color w:val="000000"/>
+                <w:sz w:val="18"/>
+                <w:szCs w:val="18"/>
               </w:rPr>
               <w:t xml:space="preserve">8200</w:t>
             </w:r>
@@ -661,14 +1030,23 @@
         </w:tc>
         <w:tc>
           <w:tcPr>
-            <w:tcW w:type="dxa" w:w="700"/>
-          </w:tcPr>
-          <w:p>
-            <w:r>
-              <w:rPr>
-                <w:color w:val="000000"/>
-                <w:sz w:val="20"/>
-                <w:szCs w:val="20"/>
+            <w:tcW w:type="dxa" w:w="800"/>
+            <w:tcMar>
+              <w:top w:type="dxa" w:w="50"/>
+              <w:left w:type="dxa" w:w="80"/>
+              <w:bottom w:type="dxa" w:w="50"/>
+              <w:right w:type="dxa" w:w="80"/>
+            </w:tcMar>
+          </w:tcPr>
+          <w:p>
+            <w:pPr>
+              <w:spacing w:after="0" w:before="0"/>
+            </w:pPr>
+            <w:r>
+              <w:rPr>
+                <w:color w:val="000000"/>
+                <w:sz w:val="18"/>
+                <w:szCs w:val="18"/>
               </w:rPr>
               <w:t xml:space="preserve">S</w:t>
             </w:r>
@@ -676,14 +1054,23 @@
         </w:tc>
         <w:tc>
           <w:tcPr>
-            <w:tcW w:type="dxa" w:w="700"/>
-          </w:tcPr>
-          <w:p>
-            <w:r>
-              <w:rPr>
-                <w:color w:val="000000"/>
-                <w:sz w:val="20"/>
-                <w:szCs w:val="20"/>
+            <w:tcW w:type="dxa" w:w="800"/>
+            <w:tcMar>
+              <w:top w:type="dxa" w:w="50"/>
+              <w:left w:type="dxa" w:w="80"/>
+              <w:bottom w:type="dxa" w:w="50"/>
+              <w:right w:type="dxa" w:w="80"/>
+            </w:tcMar>
+          </w:tcPr>
+          <w:p>
+            <w:pPr>
+              <w:spacing w:after="0" w:before="0"/>
+            </w:pPr>
+            <w:r>
+              <w:rPr>
+                <w:color w:val="000000"/>
+                <w:sz w:val="18"/>
+                <w:szCs w:val="18"/>
               </w:rPr>
               <w:t xml:space="preserve">특별</w:t>
             </w:r>
@@ -691,14 +1078,23 @@
         </w:tc>
         <w:tc>
           <w:tcPr>
-            <w:tcW w:type="dxa" w:w="700"/>
-          </w:tcPr>
-          <w:p>
-            <w:r>
-              <w:rPr>
-                <w:color w:val="000000"/>
-                <w:sz w:val="20"/>
-                <w:szCs w:val="20"/>
+            <w:tcW w:type="dxa" w:w="800"/>
+            <w:tcMar>
+              <w:top w:type="dxa" w:w="50"/>
+              <w:left w:type="dxa" w:w="80"/>
+              <w:bottom w:type="dxa" w:w="50"/>
+              <w:right w:type="dxa" w:w="80"/>
+            </w:tcMar>
+          </w:tcPr>
+          <w:p>
+            <w:pPr>
+              <w:spacing w:after="0" w:before="0"/>
+            </w:pPr>
+            <w:r>
+              <w:rPr>
+                <w:color w:val="000000"/>
+                <w:sz w:val="18"/>
+                <w:szCs w:val="18"/>
               </w:rPr>
               <w:t xml:space="preserve"/>
             </w:r>
@@ -708,14 +1104,23 @@
       <w:tr>
         <w:tc>
           <w:tcPr>
-            <w:tcW w:type="dxa" w:w="700"/>
-          </w:tcPr>
-          <w:p>
-            <w:r>
-              <w:rPr>
-                <w:color w:val="000000"/>
-                <w:sz w:val="20"/>
-                <w:szCs w:val="20"/>
+            <w:tcW w:type="dxa" w:w="800"/>
+            <w:tcMar>
+              <w:top w:type="dxa" w:w="50"/>
+              <w:left w:type="dxa" w:w="80"/>
+              <w:bottom w:type="dxa" w:w="50"/>
+              <w:right w:type="dxa" w:w="80"/>
+            </w:tcMar>
+          </w:tcPr>
+          <w:p>
+            <w:pPr>
+              <w:spacing w:after="0" w:before="0"/>
+            </w:pPr>
+            <w:r>
+              <w:rPr>
+                <w:color w:val="000000"/>
+                <w:sz w:val="18"/>
+                <w:szCs w:val="18"/>
               </w:rPr>
               <w:t xml:space="preserve">004</w:t>
             </w:r>
@@ -723,14 +1128,23 @@
         </w:tc>
         <w:tc>
           <w:tcPr>
-            <w:tcW w:type="dxa" w:w="882"/>
-          </w:tcPr>
-          <w:p>
-            <w:r>
-              <w:rPr>
-                <w:color w:val="000000"/>
-                <w:sz w:val="20"/>
-                <w:szCs w:val="20"/>
+            <w:tcW w:type="dxa" w:w="860"/>
+            <w:tcMar>
+              <w:top w:type="dxa" w:w="50"/>
+              <w:left w:type="dxa" w:w="80"/>
+              <w:bottom w:type="dxa" w:w="50"/>
+              <w:right w:type="dxa" w:w="80"/>
+            </w:tcMar>
+          </w:tcPr>
+          <w:p>
+            <w:pPr>
+              <w:spacing w:after="0" w:before="0"/>
+            </w:pPr>
+            <w:r>
+              <w:rPr>
+                <w:color w:val="000000"/>
+                <w:sz w:val="18"/>
+                <w:szCs w:val="18"/>
               </w:rPr>
               <w:t xml:space="preserve">최지원</w:t>
             </w:r>
@@ -738,14 +1152,23 @@
         </w:tc>
         <w:tc>
           <w:tcPr>
-            <w:tcW w:type="dxa" w:w="962"/>
-          </w:tcPr>
-          <w:p>
-            <w:r>
-              <w:rPr>
-                <w:color w:val="000000"/>
-                <w:sz w:val="20"/>
-                <w:szCs w:val="20"/>
+            <w:tcW w:type="dxa" w:w="970"/>
+            <w:tcMar>
+              <w:top w:type="dxa" w:w="50"/>
+              <w:left w:type="dxa" w:w="80"/>
+              <w:bottom w:type="dxa" w:w="50"/>
+              <w:right w:type="dxa" w:w="80"/>
+            </w:tcMar>
+          </w:tcPr>
+          <w:p>
+            <w:pPr>
+              <w:spacing w:after="0" w:before="0"/>
+            </w:pPr>
+            <w:r>
+              <w:rPr>
+                <w:color w:val="000000"/>
+                <w:sz w:val="18"/>
+                <w:szCs w:val="18"/>
               </w:rPr>
               <w:t xml:space="preserve">영업팀</w:t>
             </w:r>
@@ -753,14 +1176,23 @@
         </w:tc>
         <w:tc>
           <w:tcPr>
-            <w:tcW w:type="dxa" w:w="700"/>
-          </w:tcPr>
-          <w:p>
-            <w:r>
-              <w:rPr>
-                <w:color w:val="000000"/>
-                <w:sz w:val="20"/>
-                <w:szCs w:val="20"/>
+            <w:tcW w:type="dxa" w:w="800"/>
+            <w:tcMar>
+              <w:top w:type="dxa" w:w="50"/>
+              <w:left w:type="dxa" w:w="80"/>
+              <w:bottom w:type="dxa" w:w="50"/>
+              <w:right w:type="dxa" w:w="80"/>
+            </w:tcMar>
+          </w:tcPr>
+          <w:p>
+            <w:pPr>
+              <w:spacing w:after="0" w:before="0"/>
+            </w:pPr>
+            <w:r>
+              <w:rPr>
+                <w:color w:val="000000"/>
+                <w:sz w:val="18"/>
+                <w:szCs w:val="18"/>
               </w:rPr>
               <w:t xml:space="preserve">사원</w:t>
             </w:r>
@@ -768,14 +1200,23 @@
         </w:tc>
         <w:tc>
           <w:tcPr>
-            <w:tcW w:type="dxa" w:w="802"/>
-          </w:tcPr>
-          <w:p>
-            <w:r>
-              <w:rPr>
-                <w:color w:val="000000"/>
-                <w:sz w:val="20"/>
-                <w:szCs w:val="20"/>
+            <w:tcW w:type="dxa" w:w="970"/>
+            <w:tcMar>
+              <w:top w:type="dxa" w:w="50"/>
+              <w:left w:type="dxa" w:w="80"/>
+              <w:bottom w:type="dxa" w:w="50"/>
+              <w:right w:type="dxa" w:w="80"/>
+            </w:tcMar>
+          </w:tcPr>
+          <w:p>
+            <w:pPr>
+              <w:spacing w:after="0" w:before="0"/>
+            </w:pPr>
+            <w:r>
+              <w:rPr>
+                <w:color w:val="000000"/>
+                <w:sz w:val="18"/>
+                <w:szCs w:val="18"/>
               </w:rPr>
               <w:t xml:space="preserve">2023.04</w:t>
             </w:r>
@@ -783,14 +1224,23 @@
         </w:tc>
         <w:tc>
           <w:tcPr>
-            <w:tcW w:type="dxa" w:w="1283"/>
-          </w:tcPr>
-          <w:p>
-            <w:r>
-              <w:rPr>
-                <w:color w:val="000000"/>
-                <w:sz w:val="20"/>
-                <w:szCs w:val="20"/>
+            <w:tcW w:type="dxa" w:w="1630"/>
+            <w:tcMar>
+              <w:top w:type="dxa" w:w="50"/>
+              <w:left w:type="dxa" w:w="80"/>
+              <w:bottom w:type="dxa" w:w="50"/>
+              <w:right w:type="dxa" w:w="80"/>
+            </w:tcMar>
+          </w:tcPr>
+          <w:p>
+            <w:pPr>
+              <w:spacing w:after="0" w:before="0"/>
+            </w:pPr>
+            <w:r>
+              <w:rPr>
+                <w:color w:val="000000"/>
+                <w:sz w:val="18"/>
+                <w:szCs w:val="18"/>
               </w:rPr>
               <w:t xml:space="preserve">010-4567-8901</w:t>
             </w:r>
@@ -798,14 +1248,23 @@
         </w:tc>
         <w:tc>
           <w:tcPr>
-            <w:tcW w:type="dxa" w:w="1283"/>
-          </w:tcPr>
-          <w:p>
-            <w:r>
-              <w:rPr>
-                <w:color w:val="000000"/>
-                <w:sz w:val="20"/>
-                <w:szCs w:val="20"/>
+            <w:tcW w:type="dxa" w:w="1300"/>
+            <w:tcMar>
+              <w:top w:type="dxa" w:w="50"/>
+              <w:left w:type="dxa" w:w="80"/>
+              <w:bottom w:type="dxa" w:w="50"/>
+              <w:right w:type="dxa" w:w="80"/>
+            </w:tcMar>
+          </w:tcPr>
+          <w:p>
+            <w:pPr>
+              <w:spacing w:after="0" w:before="0"/>
+            </w:pPr>
+            <w:r>
+              <w:rPr>
+                <w:color w:val="000000"/>
+                <w:sz w:val="18"/>
+                <w:szCs w:val="18"/>
               </w:rPr>
               <w:t xml:space="preserve">choi@d.co</w:t>
             </w:r>
@@ -813,14 +1272,23 @@
         </w:tc>
         <w:tc>
           <w:tcPr>
-            <w:tcW w:type="dxa" w:w="882"/>
-          </w:tcPr>
-          <w:p>
-            <w:r>
-              <w:rPr>
-                <w:color w:val="000000"/>
-                <w:sz w:val="20"/>
-                <w:szCs w:val="20"/>
+            <w:tcW w:type="dxa" w:w="1300"/>
+            <w:tcMar>
+              <w:top w:type="dxa" w:w="50"/>
+              <w:left w:type="dxa" w:w="80"/>
+              <w:bottom w:type="dxa" w:w="50"/>
+              <w:right w:type="dxa" w:w="80"/>
+            </w:tcMar>
+          </w:tcPr>
+          <w:p>
+            <w:pPr>
+              <w:spacing w:after="0" w:before="0"/>
+            </w:pPr>
+            <w:r>
+              <w:rPr>
+                <w:color w:val="000000"/>
+                <w:sz w:val="18"/>
+                <w:szCs w:val="18"/>
               </w:rPr>
               <w:t xml:space="preserve">4200</w:t>
             </w:r>
@@ -828,14 +1296,23 @@
         </w:tc>
         <w:tc>
           <w:tcPr>
-            <w:tcW w:type="dxa" w:w="700"/>
-          </w:tcPr>
-          <w:p>
-            <w:r>
-              <w:rPr>
-                <w:color w:val="000000"/>
-                <w:sz w:val="20"/>
-                <w:szCs w:val="20"/>
+            <w:tcW w:type="dxa" w:w="800"/>
+            <w:tcMar>
+              <w:top w:type="dxa" w:w="50"/>
+              <w:left w:type="dxa" w:w="80"/>
+              <w:bottom w:type="dxa" w:w="50"/>
+              <w:right w:type="dxa" w:w="80"/>
+            </w:tcMar>
+          </w:tcPr>
+          <w:p>
+            <w:pPr>
+              <w:spacing w:after="0" w:before="0"/>
+            </w:pPr>
+            <w:r>
+              <w:rPr>
+                <w:color w:val="000000"/>
+                <w:sz w:val="18"/>
+                <w:szCs w:val="18"/>
               </w:rPr>
               <w:t xml:space="preserve">B</w:t>
             </w:r>
@@ -843,14 +1320,23 @@
         </w:tc>
         <w:tc>
           <w:tcPr>
-            <w:tcW w:type="dxa" w:w="700"/>
-          </w:tcPr>
-          <w:p>
-            <w:r>
-              <w:rPr>
-                <w:color w:val="000000"/>
-                <w:sz w:val="20"/>
-                <w:szCs w:val="20"/>
+            <w:tcW w:type="dxa" w:w="800"/>
+            <w:tcMar>
+              <w:top w:type="dxa" w:w="50"/>
+              <w:left w:type="dxa" w:w="80"/>
+              <w:bottom w:type="dxa" w:w="50"/>
+              <w:right w:type="dxa" w:w="80"/>
+            </w:tcMar>
+          </w:tcPr>
+          <w:p>
+            <w:pPr>
+              <w:spacing w:after="0" w:before="0"/>
+            </w:pPr>
+            <w:r>
+              <w:rPr>
+                <w:color w:val="000000"/>
+                <w:sz w:val="18"/>
+                <w:szCs w:val="18"/>
               </w:rPr>
               <w:t xml:space="preserve">양호</w:t>
             </w:r>
@@ -858,14 +1344,23 @@
         </w:tc>
         <w:tc>
           <w:tcPr>
-            <w:tcW w:type="dxa" w:w="700"/>
-          </w:tcPr>
-          <w:p>
-            <w:r>
-              <w:rPr>
-                <w:color w:val="000000"/>
-                <w:sz w:val="20"/>
-                <w:szCs w:val="20"/>
+            <w:tcW w:type="dxa" w:w="800"/>
+            <w:tcMar>
+              <w:top w:type="dxa" w:w="50"/>
+              <w:left w:type="dxa" w:w="80"/>
+              <w:bottom w:type="dxa" w:w="50"/>
+              <w:right w:type="dxa" w:w="80"/>
+            </w:tcMar>
+          </w:tcPr>
+          <w:p>
+            <w:pPr>
+              <w:spacing w:after="0" w:before="0"/>
+            </w:pPr>
+            <w:r>
+              <w:rPr>
+                <w:color w:val="000000"/>
+                <w:sz w:val="18"/>
+                <w:szCs w:val="18"/>
               </w:rPr>
               <w:t xml:space="preserve"/>
             </w:r>
@@ -875,14 +1370,23 @@
       <w:tr>
         <w:tc>
           <w:tcPr>
-            <w:tcW w:type="dxa" w:w="700"/>
-          </w:tcPr>
-          <w:p>
-            <w:r>
-              <w:rPr>
-                <w:color w:val="000000"/>
-                <w:sz w:val="20"/>
-                <w:szCs w:val="20"/>
+            <w:tcW w:type="dxa" w:w="800"/>
+            <w:tcMar>
+              <w:top w:type="dxa" w:w="50"/>
+              <w:left w:type="dxa" w:w="80"/>
+              <w:bottom w:type="dxa" w:w="50"/>
+              <w:right w:type="dxa" w:w="80"/>
+            </w:tcMar>
+          </w:tcPr>
+          <w:p>
+            <w:pPr>
+              <w:spacing w:after="0" w:before="0"/>
+            </w:pPr>
+            <w:r>
+              <w:rPr>
+                <w:color w:val="000000"/>
+                <w:sz w:val="18"/>
+                <w:szCs w:val="18"/>
               </w:rPr>
               <w:t xml:space="preserve">005</w:t>
             </w:r>
@@ -890,14 +1394,23 @@
         </w:tc>
         <w:tc>
           <w:tcPr>
-            <w:tcW w:type="dxa" w:w="882"/>
-          </w:tcPr>
-          <w:p>
-            <w:r>
-              <w:rPr>
-                <w:color w:val="000000"/>
-                <w:sz w:val="20"/>
-                <w:szCs w:val="20"/>
+            <w:tcW w:type="dxa" w:w="860"/>
+            <w:tcMar>
+              <w:top w:type="dxa" w:w="50"/>
+              <w:left w:type="dxa" w:w="80"/>
+              <w:bottom w:type="dxa" w:w="50"/>
+              <w:right w:type="dxa" w:w="80"/>
+            </w:tcMar>
+          </w:tcPr>
+          <w:p>
+            <w:pPr>
+              <w:spacing w:after="0" w:before="0"/>
+            </w:pPr>
+            <w:r>
+              <w:rPr>
+                <w:color w:val="000000"/>
+                <w:sz w:val="18"/>
+                <w:szCs w:val="18"/>
               </w:rPr>
               <w:t xml:space="preserve">정한솔</w:t>
             </w:r>
@@ -905,14 +1418,23 @@
         </w:tc>
         <w:tc>
           <w:tcPr>
-            <w:tcW w:type="dxa" w:w="962"/>
-          </w:tcPr>
-          <w:p>
-            <w:r>
-              <w:rPr>
-                <w:color w:val="000000"/>
-                <w:sz w:val="20"/>
-                <w:szCs w:val="20"/>
+            <w:tcW w:type="dxa" w:w="970"/>
+            <w:tcMar>
+              <w:top w:type="dxa" w:w="50"/>
+              <w:left w:type="dxa" w:w="80"/>
+              <w:bottom w:type="dxa" w:w="50"/>
+              <w:right w:type="dxa" w:w="80"/>
+            </w:tcMar>
+          </w:tcPr>
+          <w:p>
+            <w:pPr>
+              <w:spacing w:after="0" w:before="0"/>
+            </w:pPr>
+            <w:r>
+              <w:rPr>
+                <w:color w:val="000000"/>
+                <w:sz w:val="18"/>
+                <w:szCs w:val="18"/>
               </w:rPr>
               <w:t xml:space="preserve">경영팀</w:t>
             </w:r>
@@ -920,14 +1442,23 @@
         </w:tc>
         <w:tc>
           <w:tcPr>
-            <w:tcW w:type="dxa" w:w="700"/>
-          </w:tcPr>
-          <w:p>
-            <w:r>
-              <w:rPr>
-                <w:color w:val="000000"/>
-                <w:sz w:val="20"/>
-                <w:szCs w:val="20"/>
+            <w:tcW w:type="dxa" w:w="800"/>
+            <w:tcMar>
+              <w:top w:type="dxa" w:w="50"/>
+              <w:left w:type="dxa" w:w="80"/>
+              <w:bottom w:type="dxa" w:w="50"/>
+              <w:right w:type="dxa" w:w="80"/>
+            </w:tcMar>
+          </w:tcPr>
+          <w:p>
+            <w:pPr>
+              <w:spacing w:after="0" w:before="0"/>
+            </w:pPr>
+            <w:r>
+              <w:rPr>
+                <w:color w:val="000000"/>
+                <w:sz w:val="18"/>
+                <w:szCs w:val="18"/>
               </w:rPr>
               <w:t xml:space="preserve">부장</w:t>
             </w:r>
@@ -935,14 +1466,23 @@
         </w:tc>
         <w:tc>
           <w:tcPr>
-            <w:tcW w:type="dxa" w:w="802"/>
-          </w:tcPr>
-          <w:p>
-            <w:r>
-              <w:rPr>
-                <w:color w:val="000000"/>
-                <w:sz w:val="20"/>
-                <w:szCs w:val="20"/>
+            <w:tcW w:type="dxa" w:w="970"/>
+            <w:tcMar>
+              <w:top w:type="dxa" w:w="50"/>
+              <w:left w:type="dxa" w:w="80"/>
+              <w:bottom w:type="dxa" w:w="50"/>
+              <w:right w:type="dxa" w:w="80"/>
+            </w:tcMar>
+          </w:tcPr>
+          <w:p>
+            <w:pPr>
+              <w:spacing w:after="0" w:before="0"/>
+            </w:pPr>
+            <w:r>
+              <w:rPr>
+                <w:color w:val="000000"/>
+                <w:sz w:val="18"/>
+                <w:szCs w:val="18"/>
               </w:rPr>
               <w:t xml:space="preserve">2015.01</w:t>
             </w:r>
@@ -950,14 +1490,23 @@
         </w:tc>
         <w:tc>
           <w:tcPr>
-            <w:tcW w:type="dxa" w:w="1283"/>
-          </w:tcPr>
-          <w:p>
-            <w:r>
-              <w:rPr>
-                <w:color w:val="000000"/>
-                <w:sz w:val="20"/>
-                <w:szCs w:val="20"/>
+            <w:tcW w:type="dxa" w:w="1630"/>
+            <w:tcMar>
+              <w:top w:type="dxa" w:w="50"/>
+              <w:left w:type="dxa" w:w="80"/>
+              <w:bottom w:type="dxa" w:w="50"/>
+              <w:right w:type="dxa" w:w="80"/>
+            </w:tcMar>
+          </w:tcPr>
+          <w:p>
+            <w:pPr>
+              <w:spacing w:after="0" w:before="0"/>
+            </w:pPr>
+            <w:r>
+              <w:rPr>
+                <w:color w:val="000000"/>
+                <w:sz w:val="18"/>
+                <w:szCs w:val="18"/>
               </w:rPr>
               <w:t xml:space="preserve">010-5678-9012</w:t>
             </w:r>
@@ -965,14 +1514,23 @@
         </w:tc>
         <w:tc>
           <w:tcPr>
-            <w:tcW w:type="dxa" w:w="1283"/>
-          </w:tcPr>
-          <w:p>
-            <w:r>
-              <w:rPr>
-                <w:color w:val="000000"/>
-                <w:sz w:val="20"/>
-                <w:szCs w:val="20"/>
+            <w:tcW w:type="dxa" w:w="1300"/>
+            <w:tcMar>
+              <w:top w:type="dxa" w:w="50"/>
+              <w:left w:type="dxa" w:w="80"/>
+              <w:bottom w:type="dxa" w:w="50"/>
+              <w:right w:type="dxa" w:w="80"/>
+            </w:tcMar>
+          </w:tcPr>
+          <w:p>
+            <w:pPr>
+              <w:spacing w:after="0" w:before="0"/>
+            </w:pPr>
+            <w:r>
+              <w:rPr>
+                <w:color w:val="000000"/>
+                <w:sz w:val="18"/>
+                <w:szCs w:val="18"/>
               </w:rPr>
               <w:t xml:space="preserve">jeong@e.co</w:t>
             </w:r>
@@ -980,14 +1538,23 @@
         </w:tc>
         <w:tc>
           <w:tcPr>
-            <w:tcW w:type="dxa" w:w="882"/>
-          </w:tcPr>
-          <w:p>
-            <w:r>
-              <w:rPr>
-                <w:color w:val="000000"/>
-                <w:sz w:val="20"/>
-                <w:szCs w:val="20"/>
+            <w:tcW w:type="dxa" w:w="1300"/>
+            <w:tcMar>
+              <w:top w:type="dxa" w:w="50"/>
+              <w:left w:type="dxa" w:w="80"/>
+              <w:bottom w:type="dxa" w:w="50"/>
+              <w:right w:type="dxa" w:w="80"/>
+            </w:tcMar>
+          </w:tcPr>
+          <w:p>
+            <w:pPr>
+              <w:spacing w:after="0" w:before="0"/>
+            </w:pPr>
+            <w:r>
+              <w:rPr>
+                <w:color w:val="000000"/>
+                <w:sz w:val="18"/>
+                <w:szCs w:val="18"/>
               </w:rPr>
               <w:t xml:space="preserve">9500</w:t>
             </w:r>
@@ -995,14 +1562,23 @@
         </w:tc>
         <w:tc>
           <w:tcPr>
-            <w:tcW w:type="dxa" w:w="700"/>
-          </w:tcPr>
-          <w:p>
-            <w:r>
-              <w:rPr>
-                <w:color w:val="000000"/>
-                <w:sz w:val="20"/>
-                <w:szCs w:val="20"/>
+            <w:tcW w:type="dxa" w:w="800"/>
+            <w:tcMar>
+              <w:top w:type="dxa" w:w="50"/>
+              <w:left w:type="dxa" w:w="80"/>
+              <w:bottom w:type="dxa" w:w="50"/>
+              <w:right w:type="dxa" w:w="80"/>
+            </w:tcMar>
+          </w:tcPr>
+          <w:p>
+            <w:pPr>
+              <w:spacing w:after="0" w:before="0"/>
+            </w:pPr>
+            <w:r>
+              <w:rPr>
+                <w:color w:val="000000"/>
+                <w:sz w:val="18"/>
+                <w:szCs w:val="18"/>
               </w:rPr>
               <w:t xml:space="preserve">A+</w:t>
             </w:r>
@@ -1010,14 +1586,23 @@
         </w:tc>
         <w:tc>
           <w:tcPr>
-            <w:tcW w:type="dxa" w:w="700"/>
-          </w:tcPr>
-          <w:p>
-            <w:r>
-              <w:rPr>
-                <w:color w:val="000000"/>
-                <w:sz w:val="20"/>
-                <w:szCs w:val="20"/>
+            <w:tcW w:type="dxa" w:w="800"/>
+            <w:tcMar>
+              <w:top w:type="dxa" w:w="50"/>
+              <w:left w:type="dxa" w:w="80"/>
+              <w:bottom w:type="dxa" w:w="50"/>
+              <w:right w:type="dxa" w:w="80"/>
+            </w:tcMar>
+          </w:tcPr>
+          <w:p>
+            <w:pPr>
+              <w:spacing w:after="0" w:before="0"/>
+            </w:pPr>
+            <w:r>
+              <w:rPr>
+                <w:color w:val="000000"/>
+                <w:sz w:val="18"/>
+                <w:szCs w:val="18"/>
               </w:rPr>
               <w:t xml:space="preserve">우수</w:t>
             </w:r>
@@ -1025,14 +1610,23 @@
         </w:tc>
         <w:tc>
           <w:tcPr>
-            <w:tcW w:type="dxa" w:w="700"/>
-          </w:tcPr>
-          <w:p>
-            <w:r>
-              <w:rPr>
-                <w:color w:val="000000"/>
-                <w:sz w:val="20"/>
-                <w:szCs w:val="20"/>
+            <w:tcW w:type="dxa" w:w="800"/>
+            <w:tcMar>
+              <w:top w:type="dxa" w:w="50"/>
+              <w:left w:type="dxa" w:w="80"/>
+              <w:bottom w:type="dxa" w:w="50"/>
+              <w:right w:type="dxa" w:w="80"/>
+            </w:tcMar>
+          </w:tcPr>
+          <w:p>
+            <w:pPr>
+              <w:spacing w:after="0" w:before="0"/>
+            </w:pPr>
+            <w:r>
+              <w:rPr>
+                <w:color w:val="000000"/>
+                <w:sz w:val="18"/>
+                <w:szCs w:val="18"/>
               </w:rPr>
               <w:t xml:space="preserve"/>
             </w:r>

--- a/test/out_accuracy/4_compact_converted.docx
+++ b/test/out_accuracy/4_compact_converted.docx
@@ -1640,7 +1640,7 @@
       </w:r>
     </w:p>
     <w:sectPr>
-      <w:pgSz w:w="11906" w:h="16838" w:orient="portrait"/>
+      <w:pgSz w:w="11906" w:h="16838" w:orient="landscape"/>
       <w:pgMar w:top="720" w:right="720" w:bottom="720" w:left="720" w:header="708" w:footer="708" w:gutter="0"/>
       <w:pgNumType/>
       <w:docGrid w:linePitch="360"/>

--- a/test/out_accuracy/4_compact_converted.docx
+++ b/test/out_accuracy/4_compact_converted.docx
@@ -1640,7 +1640,7 @@
       </w:r>
     </w:p>
     <w:sectPr>
-      <w:pgSz w:w="11906" w:h="16838" w:orient="landscape"/>
+      <w:pgSz w:w="16838" w:h="11906" w:orient="portrait"/>
       <w:pgMar w:top="720" w:right="720" w:bottom="720" w:left="720" w:header="708" w:footer="708" w:gutter="0"/>
       <w:pgNumType/>
       <w:docGrid w:linePitch="360"/>
